--- a/data/03_investment_memo/investment_memo_5.docx
+++ b/data/03_investment_memo/investment_memo_5.docx
@@ -21,62 +21,68 @@
     <w:p>
       <w:r>
         <w:br/>
-        <w:t>华辰资本旗下的 HC Quant Arbitrage Fund 在最近的资产配置会议中</w:t>
+        <w:t>富罳网络有限公司 是中国 新能源 行业的重要企业之一。</w:t>
         <w:br/>
-        <w:t>讨论了 新能源 行业的投资机会，并对 快讯网络有限公司</w:t>
+        <w:t>根据华辰资本 资产配置委员会 的研究，该公司成立于 2019 年，</w:t>
         <w:br/>
-        <w:t>进行了重点评估。</w:t>
+        <w:t>目前员工规模约 3621 人。公司近年来持续加大研发投入，</w:t>
+        <w:br/>
+        <w:t>在核心技术方面形成了较强的竞争壁垒。</w:t>
         <w:br/>
       </w:r>
     </w:p>
     <w:p>
       <w:r>
         <w:br/>
-        <w:t>华辰资本旗下的 HC Global Macro Fund 在最近的资产配置会议中</w:t>
+        <w:t>根据内部财务模型测算，良诺科技有限公司 在未来三年</w:t>
         <w:br/>
-        <w:t>讨论了 人工智能 行业的投资机会，并对 和泰科技有限公司</w:t>
+        <w:t>收入复合增长率预计可达到 34% 左右。</w:t>
         <w:br/>
-        <w:t>进行了重点评估。</w:t>
+        <w:t>该预测基于行业需求增长以及公司产能扩张计划。</w:t>
         <w:br/>
       </w:r>
     </w:p>
     <w:p>
       <w:r>
         <w:br/>
-        <w:t>华辰资本旗下的 HC Global Macro Fund 在最近的资产配置会议中</w:t>
+        <w:t>风险管理部认为，人工智能 行业仍然面临若干</w:t>
         <w:br/>
-        <w:t>讨论了 新能源 行业的投资机会，并对 昊嘉网络有限公司</w:t>
+        <w:t>不确定性因素，包括技术迭代风险、政策变化、</w:t>
         <w:br/>
-        <w:t>进行了重点评估。</w:t>
+        <w:t>以及市场竞争加剧等问题。</w:t>
         <w:br/>
       </w:r>
     </w:p>
     <w:p>
       <w:r>
         <w:br/>
-        <w:t>从产业链角度看，半导体 行业主要由上游设备厂商、</w:t>
+        <w:t>艾提科信科技有限公司 是中国 云计算 行业的重要企业之一。</w:t>
         <w:br/>
-        <w:t>中游平台企业以及下游应用厂商组成。</w:t>
+        <w:t>根据华辰资本 投资策略部 的研究，该公司成立于 2006 年，</w:t>
         <w:br/>
-        <w:t>华远软件信息有限公司 主要位于产业链的 上游 环节。</w:t>
+        <w:t>目前员工规模约 3804 人。公司近年来持续加大研发投入，</w:t>
+        <w:br/>
+        <w:t>在核心技术方面形成了较强的竞争壁垒。</w:t>
         <w:br/>
       </w:r>
     </w:p>
     <w:p>
       <w:r>
         <w:br/>
-        <w:t>华辰资本旗下的 HC AI Innovation Fund 在最近的资产配置会议中</w:t>
+        <w:t>信诚致远网络有限公司 是中国 半导体 行业的重要企业之一。</w:t>
         <w:br/>
-        <w:t>讨论了 半导体 行业的投资机会，并对 佳禾科技有限公司</w:t>
+        <w:t>根据华辰资本 投资策略部 的研究，该公司成立于 2015 年，</w:t>
         <w:br/>
-        <w:t>进行了重点评估。</w:t>
+        <w:t>目前员工规模约 2901 人。公司近年来持续加大研发投入，</w:t>
+        <w:br/>
+        <w:t>在核心技术方面形成了较强的竞争壁垒。</w:t>
         <w:br/>
       </w:r>
     </w:p>
     <w:p>
       <w:r>
         <w:br/>
-        <w:t>根据内部财务模型测算，昂歌信息科技有限公司 在未来三年</w:t>
+        <w:t>根据内部财务模型测算，图龙信息传媒有限公司 在未来三年</w:t>
         <w:br/>
         <w:t>收入复合增长率预计可达到 35% 左右。</w:t>
         <w:br/>
@@ -87,22 +93,24 @@
     <w:p>
       <w:r>
         <w:br/>
-        <w:t>从产业链角度看，人工智能 行业主要由上游设备厂商、</w:t>
+        <w:t>华辰资本旗下的 HC Alpha Growth Fund 在最近的资产配置会议中</w:t>
         <w:br/>
-        <w:t>中游平台企业以及下游应用厂商组成。</w:t>
+        <w:t>讨论了 半导体 行业的投资机会，并对 精芯信息有限公司</w:t>
         <w:br/>
-        <w:t>信诚致远传媒有限公司 主要位于产业链的 下游 环节。</w:t>
+        <w:t>进行了重点评估。</w:t>
         <w:br/>
       </w:r>
     </w:p>
     <w:p>
       <w:r>
         <w:br/>
-        <w:t>根据内部财务模型测算，南康网络有限公司 在未来三年</w:t>
+        <w:t>信诚致远科技有限公司 是中国 云计算 行业的重要企业之一。</w:t>
         <w:br/>
-        <w:t>收入复合增长率预计可达到 12% 左右。</w:t>
+        <w:t>根据华辰资本 量化研究部 的研究，该公司成立于 2014 年，</w:t>
         <w:br/>
-        <w:t>该预测基于行业需求增长以及公司产能扩张计划。</w:t>
+        <w:t>目前员工规模约 1360 人。公司近年来持续加大研发投入，</w:t>
+        <w:br/>
+        <w:t>在核心技术方面形成了较强的竞争壁垒。</w:t>
         <w:br/>
       </w:r>
     </w:p>
@@ -166,37 +174,37 @@
           </w:tcPr>
           <w:p>
             <w:r>
-              <w:t>雨林木风计算机科技有限公司</w:t>
-            </w:r>
-          </w:p>
-        </w:tc>
-        <w:tc>
-          <w:tcPr>
-            <w:tcW w:type="dxa" w:w="2160"/>
-          </w:tcPr>
-          <w:p>
-            <w:r>
-              <w:t>人工智能</w:t>
-            </w:r>
-          </w:p>
-        </w:tc>
-        <w:tc>
-          <w:tcPr>
-            <w:tcW w:type="dxa" w:w="2160"/>
-          </w:tcPr>
-          <w:p>
-            <w:r>
-              <w:t>779亿</w:t>
-            </w:r>
-          </w:p>
-        </w:tc>
-        <w:tc>
-          <w:tcPr>
-            <w:tcW w:type="dxa" w:w="2160"/>
-          </w:tcPr>
-          <w:p>
-            <w:r>
-              <w:t>8%</w:t>
+              <w:t>戴硕电子网络有限公司</w:t>
+            </w:r>
+          </w:p>
+        </w:tc>
+        <w:tc>
+          <w:tcPr>
+            <w:tcW w:type="dxa" w:w="2160"/>
+          </w:tcPr>
+          <w:p>
+            <w:r>
+              <w:t>新能源</w:t>
+            </w:r>
+          </w:p>
+        </w:tc>
+        <w:tc>
+          <w:tcPr>
+            <w:tcW w:type="dxa" w:w="2160"/>
+          </w:tcPr>
+          <w:p>
+            <w:r>
+              <w:t>546亿</w:t>
+            </w:r>
+          </w:p>
+        </w:tc>
+        <w:tc>
+          <w:tcPr>
+            <w:tcW w:type="dxa" w:w="2160"/>
+          </w:tcPr>
+          <w:p>
+            <w:r>
+              <w:t>22%</w:t>
             </w:r>
           </w:p>
         </w:tc>
@@ -208,37 +216,37 @@
           </w:tcPr>
           <w:p>
             <w:r>
-              <w:t>天益信息有限公司</w:t>
-            </w:r>
-          </w:p>
-        </w:tc>
-        <w:tc>
-          <w:tcPr>
-            <w:tcW w:type="dxa" w:w="2160"/>
-          </w:tcPr>
-          <w:p>
-            <w:r>
-              <w:t>云计算</w:t>
-            </w:r>
-          </w:p>
-        </w:tc>
-        <w:tc>
-          <w:tcPr>
-            <w:tcW w:type="dxa" w:w="2160"/>
-          </w:tcPr>
-          <w:p>
-            <w:r>
-              <w:t>676亿</w:t>
-            </w:r>
-          </w:p>
-        </w:tc>
-        <w:tc>
-          <w:tcPr>
-            <w:tcW w:type="dxa" w:w="2160"/>
-          </w:tcPr>
-          <w:p>
-            <w:r>
-              <w:t>15%</w:t>
+              <w:t>图龙信息传媒有限公司</w:t>
+            </w:r>
+          </w:p>
+        </w:tc>
+        <w:tc>
+          <w:tcPr>
+            <w:tcW w:type="dxa" w:w="2160"/>
+          </w:tcPr>
+          <w:p>
+            <w:r>
+              <w:t>机器人</w:t>
+            </w:r>
+          </w:p>
+        </w:tc>
+        <w:tc>
+          <w:tcPr>
+            <w:tcW w:type="dxa" w:w="2160"/>
+          </w:tcPr>
+          <w:p>
+            <w:r>
+              <w:t>498亿</w:t>
+            </w:r>
+          </w:p>
+        </w:tc>
+        <w:tc>
+          <w:tcPr>
+            <w:tcW w:type="dxa" w:w="2160"/>
+          </w:tcPr>
+          <w:p>
+            <w:r>
+              <w:t>20%</w:t>
             </w:r>
           </w:p>
         </w:tc>
@@ -250,37 +258,37 @@
           </w:tcPr>
           <w:p>
             <w:r>
-              <w:t>精芯科技有限公司</w:t>
-            </w:r>
-          </w:p>
-        </w:tc>
-        <w:tc>
-          <w:tcPr>
-            <w:tcW w:type="dxa" w:w="2160"/>
-          </w:tcPr>
-          <w:p>
-            <w:r>
-              <w:t>云计算</w:t>
-            </w:r>
-          </w:p>
-        </w:tc>
-        <w:tc>
-          <w:tcPr>
-            <w:tcW w:type="dxa" w:w="2160"/>
-          </w:tcPr>
-          <w:p>
-            <w:r>
-              <w:t>114亿</w:t>
-            </w:r>
-          </w:p>
-        </w:tc>
-        <w:tc>
-          <w:tcPr>
-            <w:tcW w:type="dxa" w:w="2160"/>
-          </w:tcPr>
-          <w:p>
-            <w:r>
-              <w:t>23%</w:t>
+              <w:t>创汇传媒有限公司</w:t>
+            </w:r>
+          </w:p>
+        </w:tc>
+        <w:tc>
+          <w:tcPr>
+            <w:tcW w:type="dxa" w:w="2160"/>
+          </w:tcPr>
+          <w:p>
+            <w:r>
+              <w:t>新能源</w:t>
+            </w:r>
+          </w:p>
+        </w:tc>
+        <w:tc>
+          <w:tcPr>
+            <w:tcW w:type="dxa" w:w="2160"/>
+          </w:tcPr>
+          <w:p>
+            <w:r>
+              <w:t>613亿</w:t>
+            </w:r>
+          </w:p>
+        </w:tc>
+        <w:tc>
+          <w:tcPr>
+            <w:tcW w:type="dxa" w:w="2160"/>
+          </w:tcPr>
+          <w:p>
+            <w:r>
+              <w:t>27%</w:t>
             </w:r>
           </w:p>
         </w:tc>
@@ -292,37 +300,37 @@
           </w:tcPr>
           <w:p>
             <w:r>
-              <w:t>精芯科技有限公司</w:t>
-            </w:r>
-          </w:p>
-        </w:tc>
-        <w:tc>
-          <w:tcPr>
-            <w:tcW w:type="dxa" w:w="2160"/>
-          </w:tcPr>
-          <w:p>
-            <w:r>
-              <w:t>云计算</w:t>
-            </w:r>
-          </w:p>
-        </w:tc>
-        <w:tc>
-          <w:tcPr>
-            <w:tcW w:type="dxa" w:w="2160"/>
-          </w:tcPr>
-          <w:p>
-            <w:r>
-              <w:t>389亿</w:t>
-            </w:r>
-          </w:p>
-        </w:tc>
-        <w:tc>
-          <w:tcPr>
-            <w:tcW w:type="dxa" w:w="2160"/>
-          </w:tcPr>
-          <w:p>
-            <w:r>
-              <w:t>9%</w:t>
+              <w:t>昂歌信息信息有限公司</w:t>
+            </w:r>
+          </w:p>
+        </w:tc>
+        <w:tc>
+          <w:tcPr>
+            <w:tcW w:type="dxa" w:w="2160"/>
+          </w:tcPr>
+          <w:p>
+            <w:r>
+              <w:t>消费科技</w:t>
+            </w:r>
+          </w:p>
+        </w:tc>
+        <w:tc>
+          <w:tcPr>
+            <w:tcW w:type="dxa" w:w="2160"/>
+          </w:tcPr>
+          <w:p>
+            <w:r>
+              <w:t>362亿</w:t>
+            </w:r>
+          </w:p>
+        </w:tc>
+        <w:tc>
+          <w:tcPr>
+            <w:tcW w:type="dxa" w:w="2160"/>
+          </w:tcPr>
+          <w:p>
+            <w:r>
+              <w:t>6%</w:t>
             </w:r>
           </w:p>
         </w:tc>
@@ -334,7 +342,7 @@
           </w:tcPr>
           <w:p>
             <w:r>
-              <w:t>昊嘉网络有限公司</w:t>
+              <w:t>恩悌网络有限公司</w:t>
             </w:r>
           </w:p>
         </w:tc>
@@ -354,17 +362,17 @@
           </w:tcPr>
           <w:p>
             <w:r>
-              <w:t>115亿</w:t>
-            </w:r>
-          </w:p>
-        </w:tc>
-        <w:tc>
-          <w:tcPr>
-            <w:tcW w:type="dxa" w:w="2160"/>
-          </w:tcPr>
-          <w:p>
-            <w:r>
-              <w:t>14%</w:t>
+              <w:t>149亿</w:t>
+            </w:r>
+          </w:p>
+        </w:tc>
+        <w:tc>
+          <w:tcPr>
+            <w:tcW w:type="dxa" w:w="2160"/>
+          </w:tcPr>
+          <w:p>
+            <w:r>
+              <w:t>7%</w:t>
             </w:r>
           </w:p>
         </w:tc>
@@ -376,7 +384,7 @@
           </w:tcPr>
           <w:p>
             <w:r>
-              <w:t>精芯科技有限公司</w:t>
+              <w:t>泰麒麟网络有限公司</w:t>
             </w:r>
           </w:p>
         </w:tc>
@@ -396,17 +404,17 @@
           </w:tcPr>
           <w:p>
             <w:r>
-              <w:t>461亿</w:t>
-            </w:r>
-          </w:p>
-        </w:tc>
-        <w:tc>
-          <w:tcPr>
-            <w:tcW w:type="dxa" w:w="2160"/>
-          </w:tcPr>
-          <w:p>
-            <w:r>
-              <w:t>27%</w:t>
+              <w:t>700亿</w:t>
+            </w:r>
+          </w:p>
+        </w:tc>
+        <w:tc>
+          <w:tcPr>
+            <w:tcW w:type="dxa" w:w="2160"/>
+          </w:tcPr>
+          <w:p>
+            <w:r>
+              <w:t>14%</w:t>
             </w:r>
           </w:p>
         </w:tc>
@@ -418,37 +426,37 @@
           </w:tcPr>
           <w:p>
             <w:r>
-              <w:t>艾提科信科技有限公司</w:t>
-            </w:r>
-          </w:p>
-        </w:tc>
-        <w:tc>
-          <w:tcPr>
-            <w:tcW w:type="dxa" w:w="2160"/>
-          </w:tcPr>
-          <w:p>
-            <w:r>
-              <w:t>机器人</w:t>
-            </w:r>
-          </w:p>
-        </w:tc>
-        <w:tc>
-          <w:tcPr>
-            <w:tcW w:type="dxa" w:w="2160"/>
-          </w:tcPr>
-          <w:p>
-            <w:r>
-              <w:t>478亿</w:t>
-            </w:r>
-          </w:p>
-        </w:tc>
-        <w:tc>
-          <w:tcPr>
-            <w:tcW w:type="dxa" w:w="2160"/>
-          </w:tcPr>
-          <w:p>
-            <w:r>
-              <w:t>15%</w:t>
+              <w:t>恩悌网络有限公司</w:t>
+            </w:r>
+          </w:p>
+        </w:tc>
+        <w:tc>
+          <w:tcPr>
+            <w:tcW w:type="dxa" w:w="2160"/>
+          </w:tcPr>
+          <w:p>
+            <w:r>
+              <w:t>新能源</w:t>
+            </w:r>
+          </w:p>
+        </w:tc>
+        <w:tc>
+          <w:tcPr>
+            <w:tcW w:type="dxa" w:w="2160"/>
+          </w:tcPr>
+          <w:p>
+            <w:r>
+              <w:t>280亿</w:t>
+            </w:r>
+          </w:p>
+        </w:tc>
+        <w:tc>
+          <w:tcPr>
+            <w:tcW w:type="dxa" w:w="2160"/>
+          </w:tcPr>
+          <w:p>
+            <w:r>
+              <w:t>9%</w:t>
             </w:r>
           </w:p>
         </w:tc>
@@ -460,37 +468,37 @@
           </w:tcPr>
           <w:p>
             <w:r>
-              <w:t>创亿网络有限公司</w:t>
-            </w:r>
-          </w:p>
-        </w:tc>
-        <w:tc>
-          <w:tcPr>
-            <w:tcW w:type="dxa" w:w="2160"/>
-          </w:tcPr>
-          <w:p>
-            <w:r>
-              <w:t>云计算</w:t>
-            </w:r>
-          </w:p>
-        </w:tc>
-        <w:tc>
-          <w:tcPr>
-            <w:tcW w:type="dxa" w:w="2160"/>
-          </w:tcPr>
-          <w:p>
-            <w:r>
-              <w:t>691亿</w:t>
-            </w:r>
-          </w:p>
-        </w:tc>
-        <w:tc>
-          <w:tcPr>
-            <w:tcW w:type="dxa" w:w="2160"/>
-          </w:tcPr>
-          <w:p>
-            <w:r>
-              <w:t>23%</w:t>
+              <w:t>天开科技有限公司</w:t>
+            </w:r>
+          </w:p>
+        </w:tc>
+        <w:tc>
+          <w:tcPr>
+            <w:tcW w:type="dxa" w:w="2160"/>
+          </w:tcPr>
+          <w:p>
+            <w:r>
+              <w:t>消费科技</w:t>
+            </w:r>
+          </w:p>
+        </w:tc>
+        <w:tc>
+          <w:tcPr>
+            <w:tcW w:type="dxa" w:w="2160"/>
+          </w:tcPr>
+          <w:p>
+            <w:r>
+              <w:t>310亿</w:t>
+            </w:r>
+          </w:p>
+        </w:tc>
+        <w:tc>
+          <w:tcPr>
+            <w:tcW w:type="dxa" w:w="2160"/>
+          </w:tcPr>
+          <w:p>
+            <w:r>
+              <w:t>16%</w:t>
             </w:r>
           </w:p>
         </w:tc>
@@ -502,37 +510,37 @@
           </w:tcPr>
           <w:p>
             <w:r>
-              <w:t>鸿睿思博信息有限公司</w:t>
-            </w:r>
-          </w:p>
-        </w:tc>
-        <w:tc>
-          <w:tcPr>
-            <w:tcW w:type="dxa" w:w="2160"/>
-          </w:tcPr>
-          <w:p>
-            <w:r>
-              <w:t>半导体</w:t>
-            </w:r>
-          </w:p>
-        </w:tc>
-        <w:tc>
-          <w:tcPr>
-            <w:tcW w:type="dxa" w:w="2160"/>
-          </w:tcPr>
-          <w:p>
-            <w:r>
-              <w:t>208亿</w:t>
-            </w:r>
-          </w:p>
-        </w:tc>
-        <w:tc>
-          <w:tcPr>
-            <w:tcW w:type="dxa" w:w="2160"/>
-          </w:tcPr>
-          <w:p>
-            <w:r>
-              <w:t>20%</w:t>
+              <w:t>信诚致远科技有限公司</w:t>
+            </w:r>
+          </w:p>
+        </w:tc>
+        <w:tc>
+          <w:tcPr>
+            <w:tcW w:type="dxa" w:w="2160"/>
+          </w:tcPr>
+          <w:p>
+            <w:r>
+              <w:t>云计算</w:t>
+            </w:r>
+          </w:p>
+        </w:tc>
+        <w:tc>
+          <w:tcPr>
+            <w:tcW w:type="dxa" w:w="2160"/>
+          </w:tcPr>
+          <w:p>
+            <w:r>
+              <w:t>670亿</w:t>
+            </w:r>
+          </w:p>
+        </w:tc>
+        <w:tc>
+          <w:tcPr>
+            <w:tcW w:type="dxa" w:w="2160"/>
+          </w:tcPr>
+          <w:p>
+            <w:r>
+              <w:t>28%</w:t>
             </w:r>
           </w:p>
         </w:tc>
@@ -544,7 +552,7 @@
           </w:tcPr>
           <w:p>
             <w:r>
-              <w:t>立信电子网络有限公司</w:t>
+              <w:t>泰麒麟网络有限公司</w:t>
             </w:r>
           </w:p>
         </w:tc>
@@ -564,17 +572,17 @@
           </w:tcPr>
           <w:p>
             <w:r>
-              <w:t>360亿</w:t>
-            </w:r>
-          </w:p>
-        </w:tc>
-        <w:tc>
-          <w:tcPr>
-            <w:tcW w:type="dxa" w:w="2160"/>
-          </w:tcPr>
-          <w:p>
-            <w:r>
-              <w:t>5%</w:t>
+              <w:t>426亿</w:t>
+            </w:r>
+          </w:p>
+        </w:tc>
+        <w:tc>
+          <w:tcPr>
+            <w:tcW w:type="dxa" w:w="2160"/>
+          </w:tcPr>
+          <w:p>
+            <w:r>
+              <w:t>13%</w:t>
             </w:r>
           </w:p>
         </w:tc>
@@ -586,7 +594,7 @@
           </w:tcPr>
           <w:p>
             <w:r>
-              <w:t>鸿睿思博网络有限公司</w:t>
+              <w:t>戴硕电子网络有限公司</w:t>
             </w:r>
           </w:p>
         </w:tc>
@@ -606,17 +614,17 @@
           </w:tcPr>
           <w:p>
             <w:r>
-              <w:t>600亿</w:t>
-            </w:r>
-          </w:p>
-        </w:tc>
-        <w:tc>
-          <w:tcPr>
-            <w:tcW w:type="dxa" w:w="2160"/>
-          </w:tcPr>
-          <w:p>
-            <w:r>
-              <w:t>20%</w:t>
+              <w:t>176亿</w:t>
+            </w:r>
+          </w:p>
+        </w:tc>
+        <w:tc>
+          <w:tcPr>
+            <w:tcW w:type="dxa" w:w="2160"/>
+          </w:tcPr>
+          <w:p>
+            <w:r>
+              <w:t>30%</w:t>
             </w:r>
           </w:p>
         </w:tc>
@@ -628,37 +636,37 @@
           </w:tcPr>
           <w:p>
             <w:r>
-              <w:t>创亿信息有限公司</w:t>
-            </w:r>
-          </w:p>
-        </w:tc>
-        <w:tc>
-          <w:tcPr>
-            <w:tcW w:type="dxa" w:w="2160"/>
-          </w:tcPr>
-          <w:p>
-            <w:r>
-              <w:t>医疗科技</w:t>
-            </w:r>
-          </w:p>
-        </w:tc>
-        <w:tc>
-          <w:tcPr>
-            <w:tcW w:type="dxa" w:w="2160"/>
-          </w:tcPr>
-          <w:p>
-            <w:r>
-              <w:t>569亿</w:t>
-            </w:r>
-          </w:p>
-        </w:tc>
-        <w:tc>
-          <w:tcPr>
-            <w:tcW w:type="dxa" w:w="2160"/>
-          </w:tcPr>
-          <w:p>
-            <w:r>
-              <w:t>21%</w:t>
+              <w:t>戴硕电子网络有限公司</w:t>
+            </w:r>
+          </w:p>
+        </w:tc>
+        <w:tc>
+          <w:tcPr>
+            <w:tcW w:type="dxa" w:w="2160"/>
+          </w:tcPr>
+          <w:p>
+            <w:r>
+              <w:t>新能源</w:t>
+            </w:r>
+          </w:p>
+        </w:tc>
+        <w:tc>
+          <w:tcPr>
+            <w:tcW w:type="dxa" w:w="2160"/>
+          </w:tcPr>
+          <w:p>
+            <w:r>
+              <w:t>521亿</w:t>
+            </w:r>
+          </w:p>
+        </w:tc>
+        <w:tc>
+          <w:tcPr>
+            <w:tcW w:type="dxa" w:w="2160"/>
+          </w:tcPr>
+          <w:p>
+            <w:r>
+              <w:t>6%</w:t>
             </w:r>
           </w:p>
         </w:tc>
@@ -670,37 +678,37 @@
           </w:tcPr>
           <w:p>
             <w:r>
-              <w:t>九方信息有限公司</w:t>
-            </w:r>
-          </w:p>
-        </w:tc>
-        <w:tc>
-          <w:tcPr>
-            <w:tcW w:type="dxa" w:w="2160"/>
-          </w:tcPr>
-          <w:p>
-            <w:r>
-              <w:t>新能源</w:t>
-            </w:r>
-          </w:p>
-        </w:tc>
-        <w:tc>
-          <w:tcPr>
-            <w:tcW w:type="dxa" w:w="2160"/>
-          </w:tcPr>
-          <w:p>
-            <w:r>
-              <w:t>164亿</w:t>
-            </w:r>
-          </w:p>
-        </w:tc>
-        <w:tc>
-          <w:tcPr>
-            <w:tcW w:type="dxa" w:w="2160"/>
-          </w:tcPr>
-          <w:p>
-            <w:r>
-              <w:t>26%</w:t>
+              <w:t>天开科技有限公司</w:t>
+            </w:r>
+          </w:p>
+        </w:tc>
+        <w:tc>
+          <w:tcPr>
+            <w:tcW w:type="dxa" w:w="2160"/>
+          </w:tcPr>
+          <w:p>
+            <w:r>
+              <w:t>消费科技</w:t>
+            </w:r>
+          </w:p>
+        </w:tc>
+        <w:tc>
+          <w:tcPr>
+            <w:tcW w:type="dxa" w:w="2160"/>
+          </w:tcPr>
+          <w:p>
+            <w:r>
+              <w:t>302亿</w:t>
+            </w:r>
+          </w:p>
+        </w:tc>
+        <w:tc>
+          <w:tcPr>
+            <w:tcW w:type="dxa" w:w="2160"/>
+          </w:tcPr>
+          <w:p>
+            <w:r>
+              <w:t>20%</w:t>
             </w:r>
           </w:p>
         </w:tc>
@@ -712,37 +720,37 @@
           </w:tcPr>
           <w:p>
             <w:r>
-              <w:t>东方峻景传媒有限公司</w:t>
-            </w:r>
-          </w:p>
-        </w:tc>
-        <w:tc>
-          <w:tcPr>
-            <w:tcW w:type="dxa" w:w="2160"/>
-          </w:tcPr>
-          <w:p>
-            <w:r>
-              <w:t>新能源</w:t>
-            </w:r>
-          </w:p>
-        </w:tc>
-        <w:tc>
-          <w:tcPr>
-            <w:tcW w:type="dxa" w:w="2160"/>
-          </w:tcPr>
-          <w:p>
-            <w:r>
-              <w:t>460亿</w:t>
-            </w:r>
-          </w:p>
-        </w:tc>
-        <w:tc>
-          <w:tcPr>
-            <w:tcW w:type="dxa" w:w="2160"/>
-          </w:tcPr>
-          <w:p>
-            <w:r>
-              <w:t>25%</w:t>
+              <w:t>昊嘉科技有限公司</w:t>
+            </w:r>
+          </w:p>
+        </w:tc>
+        <w:tc>
+          <w:tcPr>
+            <w:tcW w:type="dxa" w:w="2160"/>
+          </w:tcPr>
+          <w:p>
+            <w:r>
+              <w:t>医疗科技</w:t>
+            </w:r>
+          </w:p>
+        </w:tc>
+        <w:tc>
+          <w:tcPr>
+            <w:tcW w:type="dxa" w:w="2160"/>
+          </w:tcPr>
+          <w:p>
+            <w:r>
+              <w:t>304亿</w:t>
+            </w:r>
+          </w:p>
+        </w:tc>
+        <w:tc>
+          <w:tcPr>
+            <w:tcW w:type="dxa" w:w="2160"/>
+          </w:tcPr>
+          <w:p>
+            <w:r>
+              <w:t>13%</w:t>
             </w:r>
           </w:p>
         </w:tc>
@@ -754,37 +762,37 @@
           </w:tcPr>
           <w:p>
             <w:r>
-              <w:t>艾提科信科技有限公司</w:t>
-            </w:r>
-          </w:p>
-        </w:tc>
-        <w:tc>
-          <w:tcPr>
-            <w:tcW w:type="dxa" w:w="2160"/>
-          </w:tcPr>
-          <w:p>
-            <w:r>
-              <w:t>机器人</w:t>
-            </w:r>
-          </w:p>
-        </w:tc>
-        <w:tc>
-          <w:tcPr>
-            <w:tcW w:type="dxa" w:w="2160"/>
-          </w:tcPr>
-          <w:p>
-            <w:r>
-              <w:t>313亿</w:t>
-            </w:r>
-          </w:p>
-        </w:tc>
-        <w:tc>
-          <w:tcPr>
-            <w:tcW w:type="dxa" w:w="2160"/>
-          </w:tcPr>
-          <w:p>
-            <w:r>
-              <w:t>25%</w:t>
+              <w:t>创联世纪信息有限公司</w:t>
+            </w:r>
+          </w:p>
+        </w:tc>
+        <w:tc>
+          <w:tcPr>
+            <w:tcW w:type="dxa" w:w="2160"/>
+          </w:tcPr>
+          <w:p>
+            <w:r>
+              <w:t>云计算</w:t>
+            </w:r>
+          </w:p>
+        </w:tc>
+        <w:tc>
+          <w:tcPr>
+            <w:tcW w:type="dxa" w:w="2160"/>
+          </w:tcPr>
+          <w:p>
+            <w:r>
+              <w:t>650亿</w:t>
+            </w:r>
+          </w:p>
+        </w:tc>
+        <w:tc>
+          <w:tcPr>
+            <w:tcW w:type="dxa" w:w="2160"/>
+          </w:tcPr>
+          <w:p>
+            <w:r>
+              <w:t>10%</w:t>
             </w:r>
           </w:p>
         </w:tc>
@@ -801,37 +809,11 @@
     <w:p>
       <w:r>
         <w:br/>
-        <w:t>凌云网络有限公司 是中国 医疗科技 行业的重要企业之一。</w:t>
+        <w:t>风险管理部认为，机器人 行业仍然面临若干</w:t>
         <w:br/>
-        <w:t>根据华辰资本 投资策略部 的研究，该公司成立于 2020 年，</w:t>
+        <w:t>不确定性因素，包括技术迭代风险、政策变化、</w:t>
         <w:br/>
-        <w:t>目前员工规模约 730 人。公司近年来持续加大研发投入，</w:t>
-        <w:br/>
-        <w:t>在核心技术方面形成了较强的竞争壁垒。</w:t>
-        <w:br/>
-      </w:r>
-    </w:p>
-    <w:p>
-      <w:r>
-        <w:br/>
-        <w:t>南康网络有限公司 是中国 消费科技 行业的重要企业之一。</w:t>
-        <w:br/>
-        <w:t>根据华辰资本 量化研究部 的研究，该公司成立于 2012 年，</w:t>
-        <w:br/>
-        <w:t>目前员工规模约 4254 人。公司近年来持续加大研发投入，</w:t>
-        <w:br/>
-        <w:t>在核心技术方面形成了较强的竞争壁垒。</w:t>
-        <w:br/>
-      </w:r>
-    </w:p>
-    <w:p>
-      <w:r>
-        <w:br/>
-        <w:t>根据内部财务模型测算，创亿信息有限公司 在未来三年</w:t>
-        <w:br/>
-        <w:t>收入复合增长率预计可达到 24% 左右。</w:t>
-        <w:br/>
-        <w:t>该预测基于行业需求增长以及公司产能扩张计划。</w:t>
+        <w:t>以及市场竞争加剧等问题。</w:t>
         <w:br/>
       </w:r>
     </w:p>
@@ -842,16 +824,29 @@
         <w:br/>
         <w:t>中游平台企业以及下游应用厂商组成。</w:t>
         <w:br/>
-        <w:t>雨林木风计算机科技有限公司 主要位于产业链的 上游 环节。</w:t>
+        <w:t>方正科技传媒有限公司 主要位于产业链的 上游 环节。</w:t>
         <w:br/>
       </w:r>
     </w:p>
     <w:p>
       <w:r>
         <w:br/>
-        <w:t>根据内部财务模型测算，精芯信息有限公司 在未来三年</w:t>
+        <w:t>戴硕电子网络有限公司 是中国 新能源 行业的重要企业之一。</w:t>
         <w:br/>
-        <w:t>收入复合增长率预计可达到 10% 左右。</w:t>
+        <w:t>根据华辰资本 资产配置委员会 的研究，该公司成立于 2016 年，</w:t>
+        <w:br/>
+        <w:t>目前员工规模约 2243 人。公司近年来持续加大研发投入，</w:t>
+        <w:br/>
+        <w:t>在核心技术方面形成了较强的竞争壁垒。</w:t>
+        <w:br/>
+      </w:r>
+    </w:p>
+    <w:p>
+      <w:r>
+        <w:br/>
+        <w:t>根据内部财务模型测算，创汇传媒有限公司 在未来三年</w:t>
+        <w:br/>
+        <w:t>收入复合增长率预计可达到 28% 左右。</w:t>
         <w:br/>
         <w:t>该预测基于行业需求增长以及公司产能扩张计划。</w:t>
         <w:br/>
@@ -860,11 +855,22 @@
     <w:p>
       <w:r>
         <w:br/>
-        <w:t>迪摩科技有限公司 是中国 人工智能 行业的重要企业之一。</w:t>
+        <w:t>华辰资本旗下的 HC Quant Arbitrage Fund 在最近的资产配置会议中</w:t>
         <w:br/>
-        <w:t>根据华辰资本 量化研究部 的研究，该公司成立于 2017 年，</w:t>
+        <w:t>讨论了 云计算 行业的投资机会，并对 良诺科技有限公司</w:t>
         <w:br/>
-        <w:t>目前员工规模约 7554 人。公司近年来持续加大研发投入，</w:t>
+        <w:t>进行了重点评估。</w:t>
+        <w:br/>
+      </w:r>
+    </w:p>
+    <w:p>
+      <w:r>
+        <w:br/>
+        <w:t>通际名联网络有限公司 是中国 机器人 行业的重要企业之一。</w:t>
+        <w:br/>
+        <w:t>根据华辰资本 投资委员会 的研究，该公司成立于 2016 年，</w:t>
+        <w:br/>
+        <w:t>目前员工规模约 3310 人。公司近年来持续加大研发投入，</w:t>
         <w:br/>
         <w:t>在核心技术方面形成了较强的竞争壁垒。</w:t>
         <w:br/>
@@ -873,13 +879,11 @@
     <w:p>
       <w:r>
         <w:br/>
-        <w:t>易动力科技有限公司 是中国 云计算 行业的重要企业之一。</w:t>
+        <w:t>风险管理部认为，人工智能 行业仍然面临若干</w:t>
         <w:br/>
-        <w:t>根据华辰资本 投资委员会 的研究，该公司成立于 2014 年，</w:t>
+        <w:t>不确定性因素，包括技术迭代风险、政策变化、</w:t>
         <w:br/>
-        <w:t>目前员工规模约 1450 人。公司近年来持续加大研发投入，</w:t>
-        <w:br/>
-        <w:t>在核心技术方面形成了较强的竞争壁垒。</w:t>
+        <w:t>以及市场竞争加剧等问题。</w:t>
         <w:br/>
       </w:r>
     </w:p>
@@ -888,7 +892,7 @@
         <w:br/>
         <w:t>华辰资本旗下的 HC Alpha Growth Fund 在最近的资产配置会议中</w:t>
         <w:br/>
-        <w:t>讨论了 人工智能 行业的投资机会，并对 信诚致远传媒有限公司</w:t>
+        <w:t>讨论了 半导体 行业的投资机会，并对 精芯信息有限公司</w:t>
         <w:br/>
         <w:t>进行了重点评估。</w:t>
         <w:br/>
@@ -954,37 +958,37 @@
           </w:tcPr>
           <w:p>
             <w:r>
-              <w:t>鸿睿思博网络有限公司</w:t>
-            </w:r>
-          </w:p>
-        </w:tc>
-        <w:tc>
-          <w:tcPr>
-            <w:tcW w:type="dxa" w:w="2160"/>
-          </w:tcPr>
-          <w:p>
-            <w:r>
-              <w:t>新能源</w:t>
-            </w:r>
-          </w:p>
-        </w:tc>
-        <w:tc>
-          <w:tcPr>
-            <w:tcW w:type="dxa" w:w="2160"/>
-          </w:tcPr>
-          <w:p>
-            <w:r>
-              <w:t>743亿</w:t>
-            </w:r>
-          </w:p>
-        </w:tc>
-        <w:tc>
-          <w:tcPr>
-            <w:tcW w:type="dxa" w:w="2160"/>
-          </w:tcPr>
-          <w:p>
-            <w:r>
-              <w:t>8%</w:t>
+              <w:t>华泰通安传媒有限公司</w:t>
+            </w:r>
+          </w:p>
+        </w:tc>
+        <w:tc>
+          <w:tcPr>
+            <w:tcW w:type="dxa" w:w="2160"/>
+          </w:tcPr>
+          <w:p>
+            <w:r>
+              <w:t>消费科技</w:t>
+            </w:r>
+          </w:p>
+        </w:tc>
+        <w:tc>
+          <w:tcPr>
+            <w:tcW w:type="dxa" w:w="2160"/>
+          </w:tcPr>
+          <w:p>
+            <w:r>
+              <w:t>161亿</w:t>
+            </w:r>
+          </w:p>
+        </w:tc>
+        <w:tc>
+          <w:tcPr>
+            <w:tcW w:type="dxa" w:w="2160"/>
+          </w:tcPr>
+          <w:p>
+            <w:r>
+              <w:t>14%</w:t>
             </w:r>
           </w:p>
         </w:tc>
@@ -996,7 +1000,7 @@
           </w:tcPr>
           <w:p>
             <w:r>
-              <w:t>信诚致远传媒有限公司</w:t>
+              <w:t>巨奥传媒有限公司</w:t>
             </w:r>
           </w:p>
         </w:tc>
@@ -1016,17 +1020,17 @@
           </w:tcPr>
           <w:p>
             <w:r>
-              <w:t>419亿</w:t>
-            </w:r>
-          </w:p>
-        </w:tc>
-        <w:tc>
-          <w:tcPr>
-            <w:tcW w:type="dxa" w:w="2160"/>
-          </w:tcPr>
-          <w:p>
-            <w:r>
-              <w:t>15%</w:t>
+              <w:t>377亿</w:t>
+            </w:r>
+          </w:p>
+        </w:tc>
+        <w:tc>
+          <w:tcPr>
+            <w:tcW w:type="dxa" w:w="2160"/>
+          </w:tcPr>
+          <w:p>
+            <w:r>
+              <w:t>16%</w:t>
             </w:r>
           </w:p>
         </w:tc>
@@ -1038,37 +1042,37 @@
           </w:tcPr>
           <w:p>
             <w:r>
-              <w:t>九方网络有限公司</w:t>
-            </w:r>
-          </w:p>
-        </w:tc>
-        <w:tc>
-          <w:tcPr>
-            <w:tcW w:type="dxa" w:w="2160"/>
-          </w:tcPr>
-          <w:p>
-            <w:r>
-              <w:t>新能源</w:t>
-            </w:r>
-          </w:p>
-        </w:tc>
-        <w:tc>
-          <w:tcPr>
-            <w:tcW w:type="dxa" w:w="2160"/>
-          </w:tcPr>
-          <w:p>
-            <w:r>
-              <w:t>614亿</w:t>
-            </w:r>
-          </w:p>
-        </w:tc>
-        <w:tc>
-          <w:tcPr>
-            <w:tcW w:type="dxa" w:w="2160"/>
-          </w:tcPr>
-          <w:p>
-            <w:r>
-              <w:t>30%</w:t>
+              <w:t>昂歌信息信息有限公司</w:t>
+            </w:r>
+          </w:p>
+        </w:tc>
+        <w:tc>
+          <w:tcPr>
+            <w:tcW w:type="dxa" w:w="2160"/>
+          </w:tcPr>
+          <w:p>
+            <w:r>
+              <w:t>消费科技</w:t>
+            </w:r>
+          </w:p>
+        </w:tc>
+        <w:tc>
+          <w:tcPr>
+            <w:tcW w:type="dxa" w:w="2160"/>
+          </w:tcPr>
+          <w:p>
+            <w:r>
+              <w:t>542亿</w:t>
+            </w:r>
+          </w:p>
+        </w:tc>
+        <w:tc>
+          <w:tcPr>
+            <w:tcW w:type="dxa" w:w="2160"/>
+          </w:tcPr>
+          <w:p>
+            <w:r>
+              <w:t>16%</w:t>
             </w:r>
           </w:p>
         </w:tc>
@@ -1080,27 +1084,27 @@
           </w:tcPr>
           <w:p>
             <w:r>
-              <w:t>天益信息有限公司</w:t>
-            </w:r>
-          </w:p>
-        </w:tc>
-        <w:tc>
-          <w:tcPr>
-            <w:tcW w:type="dxa" w:w="2160"/>
-          </w:tcPr>
-          <w:p>
-            <w:r>
-              <w:t>云计算</w:t>
-            </w:r>
-          </w:p>
-        </w:tc>
-        <w:tc>
-          <w:tcPr>
-            <w:tcW w:type="dxa" w:w="2160"/>
-          </w:tcPr>
-          <w:p>
-            <w:r>
-              <w:t>409亿</w:t>
+              <w:t>通际名联科技有限公司</w:t>
+            </w:r>
+          </w:p>
+        </w:tc>
+        <w:tc>
+          <w:tcPr>
+            <w:tcW w:type="dxa" w:w="2160"/>
+          </w:tcPr>
+          <w:p>
+            <w:r>
+              <w:t>人工智能</w:t>
+            </w:r>
+          </w:p>
+        </w:tc>
+        <w:tc>
+          <w:tcPr>
+            <w:tcW w:type="dxa" w:w="2160"/>
+          </w:tcPr>
+          <w:p>
+            <w:r>
+              <w:t>789亿</w:t>
             </w:r>
           </w:p>
         </w:tc>
@@ -1122,37 +1126,37 @@
           </w:tcPr>
           <w:p>
             <w:r>
-              <w:t>万迅电脑网络有限公司</w:t>
-            </w:r>
-          </w:p>
-        </w:tc>
-        <w:tc>
-          <w:tcPr>
-            <w:tcW w:type="dxa" w:w="2160"/>
-          </w:tcPr>
-          <w:p>
-            <w:r>
-              <w:t>半导体</w:t>
-            </w:r>
-          </w:p>
-        </w:tc>
-        <w:tc>
-          <w:tcPr>
-            <w:tcW w:type="dxa" w:w="2160"/>
-          </w:tcPr>
-          <w:p>
-            <w:r>
-              <w:t>267亿</w:t>
-            </w:r>
-          </w:p>
-        </w:tc>
-        <w:tc>
-          <w:tcPr>
-            <w:tcW w:type="dxa" w:w="2160"/>
-          </w:tcPr>
-          <w:p>
-            <w:r>
-              <w:t>10%</w:t>
+              <w:t>恩悌网络有限公司</w:t>
+            </w:r>
+          </w:p>
+        </w:tc>
+        <w:tc>
+          <w:tcPr>
+            <w:tcW w:type="dxa" w:w="2160"/>
+          </w:tcPr>
+          <w:p>
+            <w:r>
+              <w:t>新能源</w:t>
+            </w:r>
+          </w:p>
+        </w:tc>
+        <w:tc>
+          <w:tcPr>
+            <w:tcW w:type="dxa" w:w="2160"/>
+          </w:tcPr>
+          <w:p>
+            <w:r>
+              <w:t>790亿</w:t>
+            </w:r>
+          </w:p>
+        </w:tc>
+        <w:tc>
+          <w:tcPr>
+            <w:tcW w:type="dxa" w:w="2160"/>
+          </w:tcPr>
+          <w:p>
+            <w:r>
+              <w:t>19%</w:t>
             </w:r>
           </w:p>
         </w:tc>
@@ -1164,7 +1168,7 @@
           </w:tcPr>
           <w:p>
             <w:r>
-              <w:t>雨林木风计算机科技有限公司</w:t>
+              <w:t>飞利信科技有限公司</w:t>
             </w:r>
           </w:p>
         </w:tc>
@@ -1184,17 +1188,17 @@
           </w:tcPr>
           <w:p>
             <w:r>
-              <w:t>612亿</w:t>
-            </w:r>
-          </w:p>
-        </w:tc>
-        <w:tc>
-          <w:tcPr>
-            <w:tcW w:type="dxa" w:w="2160"/>
-          </w:tcPr>
-          <w:p>
-            <w:r>
-              <w:t>8%</w:t>
+              <w:t>705亿</w:t>
+            </w:r>
+          </w:p>
+        </w:tc>
+        <w:tc>
+          <w:tcPr>
+            <w:tcW w:type="dxa" w:w="2160"/>
+          </w:tcPr>
+          <w:p>
+            <w:r>
+              <w:t>24%</w:t>
             </w:r>
           </w:p>
         </w:tc>
@@ -1206,7 +1210,7 @@
           </w:tcPr>
           <w:p>
             <w:r>
-              <w:t>国讯网络有限公司</w:t>
+              <w:t>信诚致远科技有限公司</w:t>
             </w:r>
           </w:p>
         </w:tc>
@@ -1226,17 +1230,17 @@
           </w:tcPr>
           <w:p>
             <w:r>
-              <w:t>184亿</w:t>
-            </w:r>
-          </w:p>
-        </w:tc>
-        <w:tc>
-          <w:tcPr>
-            <w:tcW w:type="dxa" w:w="2160"/>
-          </w:tcPr>
-          <w:p>
-            <w:r>
-              <w:t>18%</w:t>
+              <w:t>377亿</w:t>
+            </w:r>
+          </w:p>
+        </w:tc>
+        <w:tc>
+          <w:tcPr>
+            <w:tcW w:type="dxa" w:w="2160"/>
+          </w:tcPr>
+          <w:p>
+            <w:r>
+              <w:t>30%</w:t>
             </w:r>
           </w:p>
         </w:tc>
@@ -1248,37 +1252,37 @@
           </w:tcPr>
           <w:p>
             <w:r>
-              <w:t>新宇龙信息传媒有限公司</w:t>
-            </w:r>
-          </w:p>
-        </w:tc>
-        <w:tc>
-          <w:tcPr>
-            <w:tcW w:type="dxa" w:w="2160"/>
-          </w:tcPr>
-          <w:p>
-            <w:r>
-              <w:t>机器人</w:t>
-            </w:r>
-          </w:p>
-        </w:tc>
-        <w:tc>
-          <w:tcPr>
-            <w:tcW w:type="dxa" w:w="2160"/>
-          </w:tcPr>
-          <w:p>
-            <w:r>
-              <w:t>382亿</w:t>
-            </w:r>
-          </w:p>
-        </w:tc>
-        <w:tc>
-          <w:tcPr>
-            <w:tcW w:type="dxa" w:w="2160"/>
-          </w:tcPr>
-          <w:p>
-            <w:r>
-              <w:t>17%</w:t>
+              <w:t>惠派国际公司科技有限公司</w:t>
+            </w:r>
+          </w:p>
+        </w:tc>
+        <w:tc>
+          <w:tcPr>
+            <w:tcW w:type="dxa" w:w="2160"/>
+          </w:tcPr>
+          <w:p>
+            <w:r>
+              <w:t>人工智能</w:t>
+            </w:r>
+          </w:p>
+        </w:tc>
+        <w:tc>
+          <w:tcPr>
+            <w:tcW w:type="dxa" w:w="2160"/>
+          </w:tcPr>
+          <w:p>
+            <w:r>
+              <w:t>356亿</w:t>
+            </w:r>
+          </w:p>
+        </w:tc>
+        <w:tc>
+          <w:tcPr>
+            <w:tcW w:type="dxa" w:w="2160"/>
+          </w:tcPr>
+          <w:p>
+            <w:r>
+              <w:t>21%</w:t>
             </w:r>
           </w:p>
         </w:tc>
@@ -1290,37 +1294,37 @@
           </w:tcPr>
           <w:p>
             <w:r>
-              <w:t>飞利信科技有限公司</w:t>
-            </w:r>
-          </w:p>
-        </w:tc>
-        <w:tc>
-          <w:tcPr>
-            <w:tcW w:type="dxa" w:w="2160"/>
-          </w:tcPr>
-          <w:p>
-            <w:r>
-              <w:t>新能源</w:t>
-            </w:r>
-          </w:p>
-        </w:tc>
-        <w:tc>
-          <w:tcPr>
-            <w:tcW w:type="dxa" w:w="2160"/>
-          </w:tcPr>
-          <w:p>
-            <w:r>
-              <w:t>280亿</w:t>
-            </w:r>
-          </w:p>
-        </w:tc>
-        <w:tc>
-          <w:tcPr>
-            <w:tcW w:type="dxa" w:w="2160"/>
-          </w:tcPr>
-          <w:p>
-            <w:r>
-              <w:t>23%</w:t>
+              <w:t>良诺科技有限公司</w:t>
+            </w:r>
+          </w:p>
+        </w:tc>
+        <w:tc>
+          <w:tcPr>
+            <w:tcW w:type="dxa" w:w="2160"/>
+          </w:tcPr>
+          <w:p>
+            <w:r>
+              <w:t>云计算</w:t>
+            </w:r>
+          </w:p>
+        </w:tc>
+        <w:tc>
+          <w:tcPr>
+            <w:tcW w:type="dxa" w:w="2160"/>
+          </w:tcPr>
+          <w:p>
+            <w:r>
+              <w:t>124亿</w:t>
+            </w:r>
+          </w:p>
+        </w:tc>
+        <w:tc>
+          <w:tcPr>
+            <w:tcW w:type="dxa" w:w="2160"/>
+          </w:tcPr>
+          <w:p>
+            <w:r>
+              <w:t>6%</w:t>
             </w:r>
           </w:p>
         </w:tc>
@@ -1332,7 +1336,7 @@
           </w:tcPr>
           <w:p>
             <w:r>
-              <w:t>雨林木风计算机科技有限公司</w:t>
+              <w:t>华成育卓传媒有限公司</w:t>
             </w:r>
           </w:p>
         </w:tc>
@@ -1352,17 +1356,17 @@
           </w:tcPr>
           <w:p>
             <w:r>
-              <w:t>627亿</w:t>
-            </w:r>
-          </w:p>
-        </w:tc>
-        <w:tc>
-          <w:tcPr>
-            <w:tcW w:type="dxa" w:w="2160"/>
-          </w:tcPr>
-          <w:p>
-            <w:r>
-              <w:t>16%</w:t>
+              <w:t>236亿</w:t>
+            </w:r>
+          </w:p>
+        </w:tc>
+        <w:tc>
+          <w:tcPr>
+            <w:tcW w:type="dxa" w:w="2160"/>
+          </w:tcPr>
+          <w:p>
+            <w:r>
+              <w:t>10%</w:t>
             </w:r>
           </w:p>
         </w:tc>
@@ -1374,37 +1378,37 @@
           </w:tcPr>
           <w:p>
             <w:r>
-              <w:t>精芯科技有限公司</w:t>
-            </w:r>
-          </w:p>
-        </w:tc>
-        <w:tc>
-          <w:tcPr>
-            <w:tcW w:type="dxa" w:w="2160"/>
-          </w:tcPr>
-          <w:p>
-            <w:r>
-              <w:t>云计算</w:t>
-            </w:r>
-          </w:p>
-        </w:tc>
-        <w:tc>
-          <w:tcPr>
-            <w:tcW w:type="dxa" w:w="2160"/>
-          </w:tcPr>
-          <w:p>
-            <w:r>
-              <w:t>674亿</w:t>
-            </w:r>
-          </w:p>
-        </w:tc>
-        <w:tc>
-          <w:tcPr>
-            <w:tcW w:type="dxa" w:w="2160"/>
-          </w:tcPr>
-          <w:p>
-            <w:r>
-              <w:t>21%</w:t>
+              <w:t>毕博诚信息有限公司</w:t>
+            </w:r>
+          </w:p>
+        </w:tc>
+        <w:tc>
+          <w:tcPr>
+            <w:tcW w:type="dxa" w:w="2160"/>
+          </w:tcPr>
+          <w:p>
+            <w:r>
+              <w:t>机器人</w:t>
+            </w:r>
+          </w:p>
+        </w:tc>
+        <w:tc>
+          <w:tcPr>
+            <w:tcW w:type="dxa" w:w="2160"/>
+          </w:tcPr>
+          <w:p>
+            <w:r>
+              <w:t>194亿</w:t>
+            </w:r>
+          </w:p>
+        </w:tc>
+        <w:tc>
+          <w:tcPr>
+            <w:tcW w:type="dxa" w:w="2160"/>
+          </w:tcPr>
+          <w:p>
+            <w:r>
+              <w:t>5%</w:t>
             </w:r>
           </w:p>
         </w:tc>
@@ -1416,37 +1420,37 @@
           </w:tcPr>
           <w:p>
             <w:r>
-              <w:t>东方峻景网络有限公司</w:t>
-            </w:r>
-          </w:p>
-        </w:tc>
-        <w:tc>
-          <w:tcPr>
-            <w:tcW w:type="dxa" w:w="2160"/>
-          </w:tcPr>
-          <w:p>
-            <w:r>
-              <w:t>机器人</w:t>
-            </w:r>
-          </w:p>
-        </w:tc>
-        <w:tc>
-          <w:tcPr>
-            <w:tcW w:type="dxa" w:w="2160"/>
-          </w:tcPr>
-          <w:p>
-            <w:r>
-              <w:t>493亿</w:t>
-            </w:r>
-          </w:p>
-        </w:tc>
-        <w:tc>
-          <w:tcPr>
-            <w:tcW w:type="dxa" w:w="2160"/>
-          </w:tcPr>
-          <w:p>
-            <w:r>
-              <w:t>14%</w:t>
+              <w:t>新格林耐特网络有限公司</w:t>
+            </w:r>
+          </w:p>
+        </w:tc>
+        <w:tc>
+          <w:tcPr>
+            <w:tcW w:type="dxa" w:w="2160"/>
+          </w:tcPr>
+          <w:p>
+            <w:r>
+              <w:t>人工智能</w:t>
+            </w:r>
+          </w:p>
+        </w:tc>
+        <w:tc>
+          <w:tcPr>
+            <w:tcW w:type="dxa" w:w="2160"/>
+          </w:tcPr>
+          <w:p>
+            <w:r>
+              <w:t>391亿</w:t>
+            </w:r>
+          </w:p>
+        </w:tc>
+        <w:tc>
+          <w:tcPr>
+            <w:tcW w:type="dxa" w:w="2160"/>
+          </w:tcPr>
+          <w:p>
+            <w:r>
+              <w:t>5%</w:t>
             </w:r>
           </w:p>
         </w:tc>
@@ -1458,27 +1462,27 @@
           </w:tcPr>
           <w:p>
             <w:r>
-              <w:t>济南亿次元网络有限公司</w:t>
-            </w:r>
-          </w:p>
-        </w:tc>
-        <w:tc>
-          <w:tcPr>
-            <w:tcW w:type="dxa" w:w="2160"/>
-          </w:tcPr>
-          <w:p>
-            <w:r>
-              <w:t>机器人</w:t>
-            </w:r>
-          </w:p>
-        </w:tc>
-        <w:tc>
-          <w:tcPr>
-            <w:tcW w:type="dxa" w:w="2160"/>
-          </w:tcPr>
-          <w:p>
-            <w:r>
-              <w:t>364亿</w:t>
+              <w:t>通际名联科技有限公司</w:t>
+            </w:r>
+          </w:p>
+        </w:tc>
+        <w:tc>
+          <w:tcPr>
+            <w:tcW w:type="dxa" w:w="2160"/>
+          </w:tcPr>
+          <w:p>
+            <w:r>
+              <w:t>人工智能</w:t>
+            </w:r>
+          </w:p>
+        </w:tc>
+        <w:tc>
+          <w:tcPr>
+            <w:tcW w:type="dxa" w:w="2160"/>
+          </w:tcPr>
+          <w:p>
+            <w:r>
+              <w:t>151亿</w:t>
             </w:r>
           </w:p>
         </w:tc>
@@ -1500,37 +1504,37 @@
           </w:tcPr>
           <w:p>
             <w:r>
-              <w:t>昂歌信息科技有限公司</w:t>
-            </w:r>
-          </w:p>
-        </w:tc>
-        <w:tc>
-          <w:tcPr>
-            <w:tcW w:type="dxa" w:w="2160"/>
-          </w:tcPr>
-          <w:p>
-            <w:r>
-              <w:t>消费科技</w:t>
-            </w:r>
-          </w:p>
-        </w:tc>
-        <w:tc>
-          <w:tcPr>
-            <w:tcW w:type="dxa" w:w="2160"/>
-          </w:tcPr>
-          <w:p>
-            <w:r>
-              <w:t>412亿</w:t>
-            </w:r>
-          </w:p>
-        </w:tc>
-        <w:tc>
-          <w:tcPr>
-            <w:tcW w:type="dxa" w:w="2160"/>
-          </w:tcPr>
-          <w:p>
-            <w:r>
-              <w:t>5%</w:t>
+              <w:t>雨林木风计算机科技有限公司</w:t>
+            </w:r>
+          </w:p>
+        </w:tc>
+        <w:tc>
+          <w:tcPr>
+            <w:tcW w:type="dxa" w:w="2160"/>
+          </w:tcPr>
+          <w:p>
+            <w:r>
+              <w:t>半导体</w:t>
+            </w:r>
+          </w:p>
+        </w:tc>
+        <w:tc>
+          <w:tcPr>
+            <w:tcW w:type="dxa" w:w="2160"/>
+          </w:tcPr>
+          <w:p>
+            <w:r>
+              <w:t>648亿</w:t>
+            </w:r>
+          </w:p>
+        </w:tc>
+        <w:tc>
+          <w:tcPr>
+            <w:tcW w:type="dxa" w:w="2160"/>
+          </w:tcPr>
+          <w:p>
+            <w:r>
+              <w:t>29%</w:t>
             </w:r>
           </w:p>
         </w:tc>
@@ -1542,37 +1546,37 @@
           </w:tcPr>
           <w:p>
             <w:r>
-              <w:t>和泰科技有限公司</w:t>
-            </w:r>
-          </w:p>
-        </w:tc>
-        <w:tc>
-          <w:tcPr>
-            <w:tcW w:type="dxa" w:w="2160"/>
-          </w:tcPr>
-          <w:p>
-            <w:r>
-              <w:t>人工智能</w:t>
-            </w:r>
-          </w:p>
-        </w:tc>
-        <w:tc>
-          <w:tcPr>
-            <w:tcW w:type="dxa" w:w="2160"/>
-          </w:tcPr>
-          <w:p>
-            <w:r>
-              <w:t>800亿</w:t>
-            </w:r>
-          </w:p>
-        </w:tc>
-        <w:tc>
-          <w:tcPr>
-            <w:tcW w:type="dxa" w:w="2160"/>
-          </w:tcPr>
-          <w:p>
-            <w:r>
-              <w:t>14%</w:t>
+              <w:t>信诚致远网络有限公司</w:t>
+            </w:r>
+          </w:p>
+        </w:tc>
+        <w:tc>
+          <w:tcPr>
+            <w:tcW w:type="dxa" w:w="2160"/>
+          </w:tcPr>
+          <w:p>
+            <w:r>
+              <w:t>半导体</w:t>
+            </w:r>
+          </w:p>
+        </w:tc>
+        <w:tc>
+          <w:tcPr>
+            <w:tcW w:type="dxa" w:w="2160"/>
+          </w:tcPr>
+          <w:p>
+            <w:r>
+              <w:t>329亿</w:t>
+            </w:r>
+          </w:p>
+        </w:tc>
+        <w:tc>
+          <w:tcPr>
+            <w:tcW w:type="dxa" w:w="2160"/>
+          </w:tcPr>
+          <w:p>
+            <w:r>
+              <w:t>13%</w:t>
             </w:r>
           </w:p>
         </w:tc>
@@ -1589,11 +1593,11 @@
     <w:p>
       <w:r>
         <w:br/>
-        <w:t>精芯信息有限公司 是中国 消费科技 行业的重要企业之一。</w:t>
+        <w:t>通际名联科技有限公司 是中国 人工智能 行业的重要企业之一。</w:t>
         <w:br/>
-        <w:t>根据华辰资本 量化研究部 的研究，该公司成立于 2010 年，</w:t>
+        <w:t>根据华辰资本 投资策略部 的研究，该公司成立于 2011 年，</w:t>
         <w:br/>
-        <w:t>目前员工规模约 6207 人。公司近年来持续加大研发投入，</w:t>
+        <w:t>目前员工规模约 6459 人。公司近年来持续加大研发投入，</w:t>
         <w:br/>
         <w:t>在核心技术方面形成了较强的竞争壁垒。</w:t>
         <w:br/>
@@ -1602,18 +1606,7 @@
     <w:p>
       <w:r>
         <w:br/>
-        <w:t>华辰资本旗下的 HC Alpha Growth Fund 在最近的资产配置会议中</w:t>
-        <w:br/>
-        <w:t>讨论了 新能源 行业的投资机会，并对 创汇传媒有限公司</w:t>
-        <w:br/>
-        <w:t>进行了重点评估。</w:t>
-        <w:br/>
-      </w:r>
-    </w:p>
-    <w:p>
-      <w:r>
-        <w:br/>
-        <w:t>风险管理部认为，医疗科技 行业仍然面临若干</w:t>
+        <w:t>风险管理部认为，云计算 行业仍然面临若干</w:t>
         <w:br/>
         <w:t>不确定性因素，包括技术迭代风险、政策变化、</w:t>
         <w:br/>
@@ -1624,762 +1617,9 @@
     <w:p>
       <w:r>
         <w:br/>
-        <w:t>凌云网络有限公司 是中国 医疗科技 行业的重要企业之一。</w:t>
+        <w:t>根据内部财务模型测算，艾提科信科技有限公司 在未来三年</w:t>
         <w:br/>
-        <w:t>根据华辰资本 资产配置委员会 的研究，该公司成立于 2020 年，</w:t>
-        <w:br/>
-        <w:t>目前员工规模约 730 人。公司近年来持续加大研发投入，</w:t>
-        <w:br/>
-        <w:t>在核心技术方面形成了较强的竞争壁垒。</w:t>
-        <w:br/>
-      </w:r>
-    </w:p>
-    <w:p>
-      <w:r>
-        <w:br/>
-        <w:t>风险管理部认为，机器人 行业仍然面临若干</w:t>
-        <w:br/>
-        <w:t>不确定性因素，包括技术迭代风险、政策变化、</w:t>
-        <w:br/>
-        <w:t>以及市场竞争加剧等问题。</w:t>
-        <w:br/>
-      </w:r>
-    </w:p>
-    <w:p>
-      <w:r>
-        <w:br/>
-        <w:t>飞利信科技有限公司 是中国 新能源 行业的重要企业之一。</w:t>
-        <w:br/>
-        <w:t>根据华辰资本 风险管理部 的研究，该公司成立于 2005 年，</w:t>
-        <w:br/>
-        <w:t>目前员工规模约 4433 人。公司近年来持续加大研发投入，</w:t>
-        <w:br/>
-        <w:t>在核心技术方面形成了较强的竞争壁垒。</w:t>
-        <w:br/>
-      </w:r>
-    </w:p>
-    <w:p>
-      <w:r>
-        <w:br/>
-        <w:t>创联世纪科技有限公司 是中国 医疗科技 行业的重要企业之一。</w:t>
-        <w:br/>
-        <w:t>根据华辰资本 风险管理部 的研究，该公司成立于 2008 年，</w:t>
-        <w:br/>
-        <w:t>目前员工规模约 3688 人。公司近年来持续加大研发投入，</w:t>
-        <w:br/>
-        <w:t>在核心技术方面形成了较强的竞争壁垒。</w:t>
-        <w:br/>
-      </w:r>
-    </w:p>
-    <w:p>
-      <w:r>
-        <w:br/>
-        <w:t>华辰资本旗下的 HC Quant Arbitrage Fund 在最近的资产配置会议中</w:t>
-        <w:br/>
-        <w:t>讨论了 医疗科技 行业的投资机会，并对 凌云网络有限公司</w:t>
-        <w:br/>
-        <w:t>进行了重点评估。</w:t>
-        <w:br/>
-      </w:r>
-    </w:p>
-    <w:tbl>
-      <w:tblPr>
-        <w:tblW w:type="auto" w:w="0"/>
-        <w:tblLook w:firstColumn="1" w:firstRow="1" w:lastColumn="0" w:lastRow="0" w:noHBand="0" w:noVBand="1" w:val="04A0"/>
-      </w:tblPr>
-      <w:tblGrid>
-        <w:gridCol w:w="2160"/>
-        <w:gridCol w:w="2160"/>
-        <w:gridCol w:w="2160"/>
-        <w:gridCol w:w="2160"/>
-      </w:tblGrid>
-      <w:tr>
-        <w:tc>
-          <w:tcPr>
-            <w:tcW w:type="dxa" w:w="2160"/>
-          </w:tcPr>
-          <w:p>
-            <w:r>
-              <w:t>公司</w:t>
-            </w:r>
-          </w:p>
-        </w:tc>
-        <w:tc>
-          <w:tcPr>
-            <w:tcW w:type="dxa" w:w="2160"/>
-          </w:tcPr>
-          <w:p>
-            <w:r>
-              <w:t>行业</w:t>
-            </w:r>
-          </w:p>
-        </w:tc>
-        <w:tc>
-          <w:tcPr>
-            <w:tcW w:type="dxa" w:w="2160"/>
-          </w:tcPr>
-          <w:p>
-            <w:r>
-              <w:t>市值</w:t>
-            </w:r>
-          </w:p>
-        </w:tc>
-        <w:tc>
-          <w:tcPr>
-            <w:tcW w:type="dxa" w:w="2160"/>
-          </w:tcPr>
-          <w:p>
-            <w:r>
-              <w:t>增长率</w:t>
-            </w:r>
-          </w:p>
-        </w:tc>
-      </w:tr>
-      <w:tr>
-        <w:tc>
-          <w:tcPr>
-            <w:tcW w:type="dxa" w:w="2160"/>
-          </w:tcPr>
-          <w:p>
-            <w:r>
-              <w:t>新宇龙信息传媒有限公司</w:t>
-            </w:r>
-          </w:p>
-        </w:tc>
-        <w:tc>
-          <w:tcPr>
-            <w:tcW w:type="dxa" w:w="2160"/>
-          </w:tcPr>
-          <w:p>
-            <w:r>
-              <w:t>机器人</w:t>
-            </w:r>
-          </w:p>
-        </w:tc>
-        <w:tc>
-          <w:tcPr>
-            <w:tcW w:type="dxa" w:w="2160"/>
-          </w:tcPr>
-          <w:p>
-            <w:r>
-              <w:t>258亿</w:t>
-            </w:r>
-          </w:p>
-        </w:tc>
-        <w:tc>
-          <w:tcPr>
-            <w:tcW w:type="dxa" w:w="2160"/>
-          </w:tcPr>
-          <w:p>
-            <w:r>
-              <w:t>11%</w:t>
-            </w:r>
-          </w:p>
-        </w:tc>
-      </w:tr>
-      <w:tr>
-        <w:tc>
-          <w:tcPr>
-            <w:tcW w:type="dxa" w:w="2160"/>
-          </w:tcPr>
-          <w:p>
-            <w:r>
-              <w:t>万迅电脑网络有限公司</w:t>
-            </w:r>
-          </w:p>
-        </w:tc>
-        <w:tc>
-          <w:tcPr>
-            <w:tcW w:type="dxa" w:w="2160"/>
-          </w:tcPr>
-          <w:p>
-            <w:r>
-              <w:t>半导体</w:t>
-            </w:r>
-          </w:p>
-        </w:tc>
-        <w:tc>
-          <w:tcPr>
-            <w:tcW w:type="dxa" w:w="2160"/>
-          </w:tcPr>
-          <w:p>
-            <w:r>
-              <w:t>407亿</w:t>
-            </w:r>
-          </w:p>
-        </w:tc>
-        <w:tc>
-          <w:tcPr>
-            <w:tcW w:type="dxa" w:w="2160"/>
-          </w:tcPr>
-          <w:p>
-            <w:r>
-              <w:t>25%</w:t>
-            </w:r>
-          </w:p>
-        </w:tc>
-      </w:tr>
-      <w:tr>
-        <w:tc>
-          <w:tcPr>
-            <w:tcW w:type="dxa" w:w="2160"/>
-          </w:tcPr>
-          <w:p>
-            <w:r>
-              <w:t>创联世纪科技有限公司</w:t>
-            </w:r>
-          </w:p>
-        </w:tc>
-        <w:tc>
-          <w:tcPr>
-            <w:tcW w:type="dxa" w:w="2160"/>
-          </w:tcPr>
-          <w:p>
-            <w:r>
-              <w:t>医疗科技</w:t>
-            </w:r>
-          </w:p>
-        </w:tc>
-        <w:tc>
-          <w:tcPr>
-            <w:tcW w:type="dxa" w:w="2160"/>
-          </w:tcPr>
-          <w:p>
-            <w:r>
-              <w:t>455亿</w:t>
-            </w:r>
-          </w:p>
-        </w:tc>
-        <w:tc>
-          <w:tcPr>
-            <w:tcW w:type="dxa" w:w="2160"/>
-          </w:tcPr>
-          <w:p>
-            <w:r>
-              <w:t>14%</w:t>
-            </w:r>
-          </w:p>
-        </w:tc>
-      </w:tr>
-      <w:tr>
-        <w:tc>
-          <w:tcPr>
-            <w:tcW w:type="dxa" w:w="2160"/>
-          </w:tcPr>
-          <w:p>
-            <w:r>
-              <w:t>兰金电子网络有限公司</w:t>
-            </w:r>
-          </w:p>
-        </w:tc>
-        <w:tc>
-          <w:tcPr>
-            <w:tcW w:type="dxa" w:w="2160"/>
-          </w:tcPr>
-          <w:p>
-            <w:r>
-              <w:t>消费科技</w:t>
-            </w:r>
-          </w:p>
-        </w:tc>
-        <w:tc>
-          <w:tcPr>
-            <w:tcW w:type="dxa" w:w="2160"/>
-          </w:tcPr>
-          <w:p>
-            <w:r>
-              <w:t>365亿</w:t>
-            </w:r>
-          </w:p>
-        </w:tc>
-        <w:tc>
-          <w:tcPr>
-            <w:tcW w:type="dxa" w:w="2160"/>
-          </w:tcPr>
-          <w:p>
-            <w:r>
-              <w:t>21%</w:t>
-            </w:r>
-          </w:p>
-        </w:tc>
-      </w:tr>
-      <w:tr>
-        <w:tc>
-          <w:tcPr>
-            <w:tcW w:type="dxa" w:w="2160"/>
-          </w:tcPr>
-          <w:p>
-            <w:r>
-              <w:t>鸿睿思博信息有限公司</w:t>
-            </w:r>
-          </w:p>
-        </w:tc>
-        <w:tc>
-          <w:tcPr>
-            <w:tcW w:type="dxa" w:w="2160"/>
-          </w:tcPr>
-          <w:p>
-            <w:r>
-              <w:t>半导体</w:t>
-            </w:r>
-          </w:p>
-        </w:tc>
-        <w:tc>
-          <w:tcPr>
-            <w:tcW w:type="dxa" w:w="2160"/>
-          </w:tcPr>
-          <w:p>
-            <w:r>
-              <w:t>644亿</w:t>
-            </w:r>
-          </w:p>
-        </w:tc>
-        <w:tc>
-          <w:tcPr>
-            <w:tcW w:type="dxa" w:w="2160"/>
-          </w:tcPr>
-          <w:p>
-            <w:r>
-              <w:t>21%</w:t>
-            </w:r>
-          </w:p>
-        </w:tc>
-      </w:tr>
-      <w:tr>
-        <w:tc>
-          <w:tcPr>
-            <w:tcW w:type="dxa" w:w="2160"/>
-          </w:tcPr>
-          <w:p>
-            <w:r>
-              <w:t>银嘉信息有限公司</w:t>
-            </w:r>
-          </w:p>
-        </w:tc>
-        <w:tc>
-          <w:tcPr>
-            <w:tcW w:type="dxa" w:w="2160"/>
-          </w:tcPr>
-          <w:p>
-            <w:r>
-              <w:t>消费科技</w:t>
-            </w:r>
-          </w:p>
-        </w:tc>
-        <w:tc>
-          <w:tcPr>
-            <w:tcW w:type="dxa" w:w="2160"/>
-          </w:tcPr>
-          <w:p>
-            <w:r>
-              <w:t>543亿</w:t>
-            </w:r>
-          </w:p>
-        </w:tc>
-        <w:tc>
-          <w:tcPr>
-            <w:tcW w:type="dxa" w:w="2160"/>
-          </w:tcPr>
-          <w:p>
-            <w:r>
-              <w:t>23%</w:t>
-            </w:r>
-          </w:p>
-        </w:tc>
-      </w:tr>
-      <w:tr>
-        <w:tc>
-          <w:tcPr>
-            <w:tcW w:type="dxa" w:w="2160"/>
-          </w:tcPr>
-          <w:p>
-            <w:r>
-              <w:t>凌云网络有限公司</w:t>
-            </w:r>
-          </w:p>
-        </w:tc>
-        <w:tc>
-          <w:tcPr>
-            <w:tcW w:type="dxa" w:w="2160"/>
-          </w:tcPr>
-          <w:p>
-            <w:r>
-              <w:t>医疗科技</w:t>
-            </w:r>
-          </w:p>
-        </w:tc>
-        <w:tc>
-          <w:tcPr>
-            <w:tcW w:type="dxa" w:w="2160"/>
-          </w:tcPr>
-          <w:p>
-            <w:r>
-              <w:t>282亿</w:t>
-            </w:r>
-          </w:p>
-        </w:tc>
-        <w:tc>
-          <w:tcPr>
-            <w:tcW w:type="dxa" w:w="2160"/>
-          </w:tcPr>
-          <w:p>
-            <w:r>
-              <w:t>13%</w:t>
-            </w:r>
-          </w:p>
-        </w:tc>
-      </w:tr>
-      <w:tr>
-        <w:tc>
-          <w:tcPr>
-            <w:tcW w:type="dxa" w:w="2160"/>
-          </w:tcPr>
-          <w:p>
-            <w:r>
-              <w:t>昊嘉网络有限公司</w:t>
-            </w:r>
-          </w:p>
-        </w:tc>
-        <w:tc>
-          <w:tcPr>
-            <w:tcW w:type="dxa" w:w="2160"/>
-          </w:tcPr>
-          <w:p>
-            <w:r>
-              <w:t>新能源</w:t>
-            </w:r>
-          </w:p>
-        </w:tc>
-        <w:tc>
-          <w:tcPr>
-            <w:tcW w:type="dxa" w:w="2160"/>
-          </w:tcPr>
-          <w:p>
-            <w:r>
-              <w:t>609亿</w:t>
-            </w:r>
-          </w:p>
-        </w:tc>
-        <w:tc>
-          <w:tcPr>
-            <w:tcW w:type="dxa" w:w="2160"/>
-          </w:tcPr>
-          <w:p>
-            <w:r>
-              <w:t>17%</w:t>
-            </w:r>
-          </w:p>
-        </w:tc>
-      </w:tr>
-      <w:tr>
-        <w:tc>
-          <w:tcPr>
-            <w:tcW w:type="dxa" w:w="2160"/>
-          </w:tcPr>
-          <w:p>
-            <w:r>
-              <w:t>信诚致远传媒有限公司</w:t>
-            </w:r>
-          </w:p>
-        </w:tc>
-        <w:tc>
-          <w:tcPr>
-            <w:tcW w:type="dxa" w:w="2160"/>
-          </w:tcPr>
-          <w:p>
-            <w:r>
-              <w:t>人工智能</w:t>
-            </w:r>
-          </w:p>
-        </w:tc>
-        <w:tc>
-          <w:tcPr>
-            <w:tcW w:type="dxa" w:w="2160"/>
-          </w:tcPr>
-          <w:p>
-            <w:r>
-              <w:t>407亿</w:t>
-            </w:r>
-          </w:p>
-        </w:tc>
-        <w:tc>
-          <w:tcPr>
-            <w:tcW w:type="dxa" w:w="2160"/>
-          </w:tcPr>
-          <w:p>
-            <w:r>
-              <w:t>8%</w:t>
-            </w:r>
-          </w:p>
-        </w:tc>
-      </w:tr>
-      <w:tr>
-        <w:tc>
-          <w:tcPr>
-            <w:tcW w:type="dxa" w:w="2160"/>
-          </w:tcPr>
-          <w:p>
-            <w:r>
-              <w:t>东方峻景网络有限公司</w:t>
-            </w:r>
-          </w:p>
-        </w:tc>
-        <w:tc>
-          <w:tcPr>
-            <w:tcW w:type="dxa" w:w="2160"/>
-          </w:tcPr>
-          <w:p>
-            <w:r>
-              <w:t>机器人</w:t>
-            </w:r>
-          </w:p>
-        </w:tc>
-        <w:tc>
-          <w:tcPr>
-            <w:tcW w:type="dxa" w:w="2160"/>
-          </w:tcPr>
-          <w:p>
-            <w:r>
-              <w:t>652亿</w:t>
-            </w:r>
-          </w:p>
-        </w:tc>
-        <w:tc>
-          <w:tcPr>
-            <w:tcW w:type="dxa" w:w="2160"/>
-          </w:tcPr>
-          <w:p>
-            <w:r>
-              <w:t>9%</w:t>
-            </w:r>
-          </w:p>
-        </w:tc>
-      </w:tr>
-      <w:tr>
-        <w:tc>
-          <w:tcPr>
-            <w:tcW w:type="dxa" w:w="2160"/>
-          </w:tcPr>
-          <w:p>
-            <w:r>
-              <w:t>富罳信息有限公司</w:t>
-            </w:r>
-          </w:p>
-        </w:tc>
-        <w:tc>
-          <w:tcPr>
-            <w:tcW w:type="dxa" w:w="2160"/>
-          </w:tcPr>
-          <w:p>
-            <w:r>
-              <w:t>医疗科技</w:t>
-            </w:r>
-          </w:p>
-        </w:tc>
-        <w:tc>
-          <w:tcPr>
-            <w:tcW w:type="dxa" w:w="2160"/>
-          </w:tcPr>
-          <w:p>
-            <w:r>
-              <w:t>105亿</w:t>
-            </w:r>
-          </w:p>
-        </w:tc>
-        <w:tc>
-          <w:tcPr>
-            <w:tcW w:type="dxa" w:w="2160"/>
-          </w:tcPr>
-          <w:p>
-            <w:r>
-              <w:t>28%</w:t>
-            </w:r>
-          </w:p>
-        </w:tc>
-      </w:tr>
-      <w:tr>
-        <w:tc>
-          <w:tcPr>
-            <w:tcW w:type="dxa" w:w="2160"/>
-          </w:tcPr>
-          <w:p>
-            <w:r>
-              <w:t>精芯信息有限公司</w:t>
-            </w:r>
-          </w:p>
-        </w:tc>
-        <w:tc>
-          <w:tcPr>
-            <w:tcW w:type="dxa" w:w="2160"/>
-          </w:tcPr>
-          <w:p>
-            <w:r>
-              <w:t>消费科技</w:t>
-            </w:r>
-          </w:p>
-        </w:tc>
-        <w:tc>
-          <w:tcPr>
-            <w:tcW w:type="dxa" w:w="2160"/>
-          </w:tcPr>
-          <w:p>
-            <w:r>
-              <w:t>185亿</w:t>
-            </w:r>
-          </w:p>
-        </w:tc>
-        <w:tc>
-          <w:tcPr>
-            <w:tcW w:type="dxa" w:w="2160"/>
-          </w:tcPr>
-          <w:p>
-            <w:r>
-              <w:t>22%</w:t>
-            </w:r>
-          </w:p>
-        </w:tc>
-      </w:tr>
-      <w:tr>
-        <w:tc>
-          <w:tcPr>
-            <w:tcW w:type="dxa" w:w="2160"/>
-          </w:tcPr>
-          <w:p>
-            <w:r>
-              <w:t>佳禾科技有限公司</w:t>
-            </w:r>
-          </w:p>
-        </w:tc>
-        <w:tc>
-          <w:tcPr>
-            <w:tcW w:type="dxa" w:w="2160"/>
-          </w:tcPr>
-          <w:p>
-            <w:r>
-              <w:t>半导体</w:t>
-            </w:r>
-          </w:p>
-        </w:tc>
-        <w:tc>
-          <w:tcPr>
-            <w:tcW w:type="dxa" w:w="2160"/>
-          </w:tcPr>
-          <w:p>
-            <w:r>
-              <w:t>453亿</w:t>
-            </w:r>
-          </w:p>
-        </w:tc>
-        <w:tc>
-          <w:tcPr>
-            <w:tcW w:type="dxa" w:w="2160"/>
-          </w:tcPr>
-          <w:p>
-            <w:r>
-              <w:t>14%</w:t>
-            </w:r>
-          </w:p>
-        </w:tc>
-      </w:tr>
-      <w:tr>
-        <w:tc>
-          <w:tcPr>
-            <w:tcW w:type="dxa" w:w="2160"/>
-          </w:tcPr>
-          <w:p>
-            <w:r>
-              <w:t>创亿信息有限公司</w:t>
-            </w:r>
-          </w:p>
-        </w:tc>
-        <w:tc>
-          <w:tcPr>
-            <w:tcW w:type="dxa" w:w="2160"/>
-          </w:tcPr>
-          <w:p>
-            <w:r>
-              <w:t>医疗科技</w:t>
-            </w:r>
-          </w:p>
-        </w:tc>
-        <w:tc>
-          <w:tcPr>
-            <w:tcW w:type="dxa" w:w="2160"/>
-          </w:tcPr>
-          <w:p>
-            <w:r>
-              <w:t>364亿</w:t>
-            </w:r>
-          </w:p>
-        </w:tc>
-        <w:tc>
-          <w:tcPr>
-            <w:tcW w:type="dxa" w:w="2160"/>
-          </w:tcPr>
-          <w:p>
-            <w:r>
-              <w:t>26%</w:t>
-            </w:r>
-          </w:p>
-        </w:tc>
-      </w:tr>
-      <w:tr>
-        <w:tc>
-          <w:tcPr>
-            <w:tcW w:type="dxa" w:w="2160"/>
-          </w:tcPr>
-          <w:p>
-            <w:r>
-              <w:t>银嘉信息有限公司</w:t>
-            </w:r>
-          </w:p>
-        </w:tc>
-        <w:tc>
-          <w:tcPr>
-            <w:tcW w:type="dxa" w:w="2160"/>
-          </w:tcPr>
-          <w:p>
-            <w:r>
-              <w:t>消费科技</w:t>
-            </w:r>
-          </w:p>
-        </w:tc>
-        <w:tc>
-          <w:tcPr>
-            <w:tcW w:type="dxa" w:w="2160"/>
-          </w:tcPr>
-          <w:p>
-            <w:r>
-              <w:t>484亿</w:t>
-            </w:r>
-          </w:p>
-        </w:tc>
-        <w:tc>
-          <w:tcPr>
-            <w:tcW w:type="dxa" w:w="2160"/>
-          </w:tcPr>
-          <w:p>
-            <w:r>
-              <w:t>7%</w:t>
-            </w:r>
-          </w:p>
-        </w:tc>
-      </w:tr>
-    </w:tbl>
-    <w:p>
-      <w:pPr>
-        <w:pStyle w:val="Heading1"/>
-      </w:pPr>
-      <w:r>
-        <w:t>行业分析 4</w:t>
-      </w:r>
-    </w:p>
-    <w:p>
-      <w:r>
-        <w:br/>
-        <w:t>根据内部财务模型测算，凌云网络有限公司 在未来三年</w:t>
-        <w:br/>
-        <w:t>收入复合增长率预计可达到 20% 左右。</w:t>
+        <w:t>收入复合增长率预计可达到 29% 左右。</w:t>
         <w:br/>
         <w:t>该预测基于行业需求增长以及公司产能扩张计划。</w:t>
         <w:br/>
@@ -2388,42 +1628,7 @@
     <w:p>
       <w:r>
         <w:br/>
-        <w:t>快讯网络有限公司 是中国 新能源 行业的重要企业之一。</w:t>
-        <w:br/>
-        <w:t>根据华辰资本 投资策略部 的研究，该公司成立于 2016 年，</w:t>
-        <w:br/>
-        <w:t>目前员工规模约 3433 人。公司近年来持续加大研发投入，</w:t>
-        <w:br/>
-        <w:t>在核心技术方面形成了较强的竞争壁垒。</w:t>
-        <w:br/>
-      </w:r>
-    </w:p>
-    <w:p>
-      <w:r>
-        <w:br/>
-        <w:t>从产业链角度看，半导体 行业主要由上游设备厂商、</w:t>
-        <w:br/>
-        <w:t>中游平台企业以及下游应用厂商组成。</w:t>
-        <w:br/>
-        <w:t>佳禾科技有限公司 主要位于产业链的 下游 环节。</w:t>
-        <w:br/>
-      </w:r>
-    </w:p>
-    <w:p>
-      <w:r>
-        <w:br/>
-        <w:t>华辰资本旗下的 HC Global Macro Fund 在最近的资产配置会议中</w:t>
-        <w:br/>
-        <w:t>讨论了 半导体 行业的投资机会，并对 鸿睿思博信息有限公司</w:t>
-        <w:br/>
-        <w:t>进行了重点评估。</w:t>
-        <w:br/>
-      </w:r>
-    </w:p>
-    <w:p>
-      <w:r>
-        <w:br/>
-        <w:t>风险管理部认为，新能源 行业仍然面临若干</w:t>
+        <w:t>风险管理部认为，半导体 行业仍然面临若干</w:t>
         <w:br/>
         <w:t>不确定性因素，包括技术迭代风险、政策变化、</w:t>
         <w:br/>
@@ -2445,24 +1650,33 @@
     <w:p>
       <w:r>
         <w:br/>
-        <w:t>风险管理部认为，半导体 行业仍然面临若干</w:t>
+        <w:t>华辰资本旗下的 HC Alpha Growth Fund 在最近的资产配置会议中</w:t>
         <w:br/>
-        <w:t>不确定性因素，包括技术迭代风险、政策变化、</w:t>
+        <w:t>讨论了 云计算 行业的投资机会，并对 泰麒麟网络有限公司</w:t>
         <w:br/>
-        <w:t>以及市场竞争加剧等问题。</w:t>
+        <w:t>进行了重点评估。</w:t>
         <w:br/>
       </w:r>
     </w:p>
     <w:p>
       <w:r>
         <w:br/>
-        <w:t>鸿睿思博信息有限公司 是中国 半导体 行业的重要企业之一。</w:t>
+        <w:t>根据内部财务模型测算，佳禾传媒有限公司 在未来三年</w:t>
         <w:br/>
-        <w:t>根据华辰资本 投资策略部 的研究，该公司成立于 2015 年，</w:t>
+        <w:t>收入复合增长率预计可达到 31% 左右。</w:t>
         <w:br/>
-        <w:t>目前员工规模约 1207 人。公司近年来持续加大研发投入，</w:t>
+        <w:t>该预测基于行业需求增长以及公司产能扩张计划。</w:t>
         <w:br/>
-        <w:t>在核心技术方面形成了较强的竞争壁垒。</w:t>
+      </w:r>
+    </w:p>
+    <w:p>
+      <w:r>
+        <w:br/>
+        <w:t>风险管理部认为，半导体 行业仍然面临若干</w:t>
+        <w:br/>
+        <w:t>不确定性因素，包括技术迭代风险、政策变化、</w:t>
+        <w:br/>
+        <w:t>以及市场竞争加剧等问题。</w:t>
         <w:br/>
       </w:r>
     </w:p>
@@ -2526,37 +1740,37 @@
           </w:tcPr>
           <w:p>
             <w:r>
-              <w:t>浦华众城信息有限公司</w:t>
-            </w:r>
-          </w:p>
-        </w:tc>
-        <w:tc>
-          <w:tcPr>
-            <w:tcW w:type="dxa" w:w="2160"/>
-          </w:tcPr>
-          <w:p>
-            <w:r>
-              <w:t>云计算</w:t>
-            </w:r>
-          </w:p>
-        </w:tc>
-        <w:tc>
-          <w:tcPr>
-            <w:tcW w:type="dxa" w:w="2160"/>
-          </w:tcPr>
-          <w:p>
-            <w:r>
-              <w:t>670亿</w:t>
-            </w:r>
-          </w:p>
-        </w:tc>
-        <w:tc>
-          <w:tcPr>
-            <w:tcW w:type="dxa" w:w="2160"/>
-          </w:tcPr>
-          <w:p>
-            <w:r>
-              <w:t>25%</w:t>
+              <w:t>巨奥传媒有限公司</w:t>
+            </w:r>
+          </w:p>
+        </w:tc>
+        <w:tc>
+          <w:tcPr>
+            <w:tcW w:type="dxa" w:w="2160"/>
+          </w:tcPr>
+          <w:p>
+            <w:r>
+              <w:t>人工智能</w:t>
+            </w:r>
+          </w:p>
+        </w:tc>
+        <w:tc>
+          <w:tcPr>
+            <w:tcW w:type="dxa" w:w="2160"/>
+          </w:tcPr>
+          <w:p>
+            <w:r>
+              <w:t>533亿</w:t>
+            </w:r>
+          </w:p>
+        </w:tc>
+        <w:tc>
+          <w:tcPr>
+            <w:tcW w:type="dxa" w:w="2160"/>
+          </w:tcPr>
+          <w:p>
+            <w:r>
+              <w:t>11%</w:t>
             </w:r>
           </w:p>
         </w:tc>
@@ -2568,37 +1782,37 @@
           </w:tcPr>
           <w:p>
             <w:r>
-              <w:t>和泰科技有限公司</w:t>
-            </w:r>
-          </w:p>
-        </w:tc>
-        <w:tc>
-          <w:tcPr>
-            <w:tcW w:type="dxa" w:w="2160"/>
-          </w:tcPr>
-          <w:p>
-            <w:r>
-              <w:t>人工智能</w:t>
-            </w:r>
-          </w:p>
-        </w:tc>
-        <w:tc>
-          <w:tcPr>
-            <w:tcW w:type="dxa" w:w="2160"/>
-          </w:tcPr>
-          <w:p>
-            <w:r>
-              <w:t>722亿</w:t>
-            </w:r>
-          </w:p>
-        </w:tc>
-        <w:tc>
-          <w:tcPr>
-            <w:tcW w:type="dxa" w:w="2160"/>
-          </w:tcPr>
-          <w:p>
-            <w:r>
-              <w:t>14%</w:t>
+              <w:t>恩悌网络有限公司</w:t>
+            </w:r>
+          </w:p>
+        </w:tc>
+        <w:tc>
+          <w:tcPr>
+            <w:tcW w:type="dxa" w:w="2160"/>
+          </w:tcPr>
+          <w:p>
+            <w:r>
+              <w:t>新能源</w:t>
+            </w:r>
+          </w:p>
+        </w:tc>
+        <w:tc>
+          <w:tcPr>
+            <w:tcW w:type="dxa" w:w="2160"/>
+          </w:tcPr>
+          <w:p>
+            <w:r>
+              <w:t>227亿</w:t>
+            </w:r>
+          </w:p>
+        </w:tc>
+        <w:tc>
+          <w:tcPr>
+            <w:tcW w:type="dxa" w:w="2160"/>
+          </w:tcPr>
+          <w:p>
+            <w:r>
+              <w:t>20%</w:t>
             </w:r>
           </w:p>
         </w:tc>
@@ -2610,27 +1824,27 @@
           </w:tcPr>
           <w:p>
             <w:r>
-              <w:t>国讯网络有限公司</w:t>
-            </w:r>
-          </w:p>
-        </w:tc>
-        <w:tc>
-          <w:tcPr>
-            <w:tcW w:type="dxa" w:w="2160"/>
-          </w:tcPr>
-          <w:p>
-            <w:r>
-              <w:t>云计算</w:t>
-            </w:r>
-          </w:p>
-        </w:tc>
-        <w:tc>
-          <w:tcPr>
-            <w:tcW w:type="dxa" w:w="2160"/>
-          </w:tcPr>
-          <w:p>
-            <w:r>
-              <w:t>408亿</w:t>
+              <w:t>中建创业科技有限公司</w:t>
+            </w:r>
+          </w:p>
+        </w:tc>
+        <w:tc>
+          <w:tcPr>
+            <w:tcW w:type="dxa" w:w="2160"/>
+          </w:tcPr>
+          <w:p>
+            <w:r>
+              <w:t>半导体</w:t>
+            </w:r>
+          </w:p>
+        </w:tc>
+        <w:tc>
+          <w:tcPr>
+            <w:tcW w:type="dxa" w:w="2160"/>
+          </w:tcPr>
+          <w:p>
+            <w:r>
+              <w:t>243亿</w:t>
             </w:r>
           </w:p>
         </w:tc>
@@ -2652,37 +1866,37 @@
           </w:tcPr>
           <w:p>
             <w:r>
-              <w:t>银嘉信息有限公司</w:t>
-            </w:r>
-          </w:p>
-        </w:tc>
-        <w:tc>
-          <w:tcPr>
-            <w:tcW w:type="dxa" w:w="2160"/>
-          </w:tcPr>
-          <w:p>
-            <w:r>
-              <w:t>消费科技</w:t>
-            </w:r>
-          </w:p>
-        </w:tc>
-        <w:tc>
-          <w:tcPr>
-            <w:tcW w:type="dxa" w:w="2160"/>
-          </w:tcPr>
-          <w:p>
-            <w:r>
-              <w:t>402亿</w:t>
-            </w:r>
-          </w:p>
-        </w:tc>
-        <w:tc>
-          <w:tcPr>
-            <w:tcW w:type="dxa" w:w="2160"/>
-          </w:tcPr>
-          <w:p>
-            <w:r>
-              <w:t>16%</w:t>
+              <w:t>良诺科技有限公司</w:t>
+            </w:r>
+          </w:p>
+        </w:tc>
+        <w:tc>
+          <w:tcPr>
+            <w:tcW w:type="dxa" w:w="2160"/>
+          </w:tcPr>
+          <w:p>
+            <w:r>
+              <w:t>云计算</w:t>
+            </w:r>
+          </w:p>
+        </w:tc>
+        <w:tc>
+          <w:tcPr>
+            <w:tcW w:type="dxa" w:w="2160"/>
+          </w:tcPr>
+          <w:p>
+            <w:r>
+              <w:t>713亿</w:t>
+            </w:r>
+          </w:p>
+        </w:tc>
+        <w:tc>
+          <w:tcPr>
+            <w:tcW w:type="dxa" w:w="2160"/>
+          </w:tcPr>
+          <w:p>
+            <w:r>
+              <w:t>9%</w:t>
             </w:r>
           </w:p>
         </w:tc>
@@ -2694,7 +1908,7 @@
           </w:tcPr>
           <w:p>
             <w:r>
-              <w:t>华远软件信息有限公司</w:t>
+              <w:t>华泰通安网络有限公司</w:t>
             </w:r>
           </w:p>
         </w:tc>
@@ -2714,17 +1928,17 @@
           </w:tcPr>
           <w:p>
             <w:r>
-              <w:t>178亿</w:t>
-            </w:r>
-          </w:p>
-        </w:tc>
-        <w:tc>
-          <w:tcPr>
-            <w:tcW w:type="dxa" w:w="2160"/>
-          </w:tcPr>
-          <w:p>
-            <w:r>
-              <w:t>19%</w:t>
+              <w:t>599亿</w:t>
+            </w:r>
+          </w:p>
+        </w:tc>
+        <w:tc>
+          <w:tcPr>
+            <w:tcW w:type="dxa" w:w="2160"/>
+          </w:tcPr>
+          <w:p>
+            <w:r>
+              <w:t>24%</w:t>
             </w:r>
           </w:p>
         </w:tc>
@@ -2736,37 +1950,37 @@
           </w:tcPr>
           <w:p>
             <w:r>
-              <w:t>浦华众城科技有限公司</w:t>
-            </w:r>
-          </w:p>
-        </w:tc>
-        <w:tc>
-          <w:tcPr>
-            <w:tcW w:type="dxa" w:w="2160"/>
-          </w:tcPr>
-          <w:p>
-            <w:r>
-              <w:t>半导体</w:t>
-            </w:r>
-          </w:p>
-        </w:tc>
-        <w:tc>
-          <w:tcPr>
-            <w:tcW w:type="dxa" w:w="2160"/>
-          </w:tcPr>
-          <w:p>
-            <w:r>
-              <w:t>266亿</w:t>
-            </w:r>
-          </w:p>
-        </w:tc>
-        <w:tc>
-          <w:tcPr>
-            <w:tcW w:type="dxa" w:w="2160"/>
-          </w:tcPr>
-          <w:p>
-            <w:r>
-              <w:t>23%</w:t>
+              <w:t>戴硕电子网络有限公司</w:t>
+            </w:r>
+          </w:p>
+        </w:tc>
+        <w:tc>
+          <w:tcPr>
+            <w:tcW w:type="dxa" w:w="2160"/>
+          </w:tcPr>
+          <w:p>
+            <w:r>
+              <w:t>新能源</w:t>
+            </w:r>
+          </w:p>
+        </w:tc>
+        <w:tc>
+          <w:tcPr>
+            <w:tcW w:type="dxa" w:w="2160"/>
+          </w:tcPr>
+          <w:p>
+            <w:r>
+              <w:t>321亿</w:t>
+            </w:r>
+          </w:p>
+        </w:tc>
+        <w:tc>
+          <w:tcPr>
+            <w:tcW w:type="dxa" w:w="2160"/>
+          </w:tcPr>
+          <w:p>
+            <w:r>
+              <w:t>19%</w:t>
             </w:r>
           </w:p>
         </w:tc>
@@ -2778,27 +1992,27 @@
           </w:tcPr>
           <w:p>
             <w:r>
-              <w:t>创亿信息有限公司</w:t>
-            </w:r>
-          </w:p>
-        </w:tc>
-        <w:tc>
-          <w:tcPr>
-            <w:tcW w:type="dxa" w:w="2160"/>
-          </w:tcPr>
-          <w:p>
-            <w:r>
-              <w:t>医疗科技</w:t>
-            </w:r>
-          </w:p>
-        </w:tc>
-        <w:tc>
-          <w:tcPr>
-            <w:tcW w:type="dxa" w:w="2160"/>
-          </w:tcPr>
-          <w:p>
-            <w:r>
-              <w:t>731亿</w:t>
+              <w:t>信诚致远网络有限公司</w:t>
+            </w:r>
+          </w:p>
+        </w:tc>
+        <w:tc>
+          <w:tcPr>
+            <w:tcW w:type="dxa" w:w="2160"/>
+          </w:tcPr>
+          <w:p>
+            <w:r>
+              <w:t>半导体</w:t>
+            </w:r>
+          </w:p>
+        </w:tc>
+        <w:tc>
+          <w:tcPr>
+            <w:tcW w:type="dxa" w:w="2160"/>
+          </w:tcPr>
+          <w:p>
+            <w:r>
+              <w:t>787亿</w:t>
             </w:r>
           </w:p>
         </w:tc>
@@ -2820,37 +2034,37 @@
           </w:tcPr>
           <w:p>
             <w:r>
-              <w:t>新宇龙信息传媒有限公司</w:t>
-            </w:r>
-          </w:p>
-        </w:tc>
-        <w:tc>
-          <w:tcPr>
-            <w:tcW w:type="dxa" w:w="2160"/>
-          </w:tcPr>
-          <w:p>
-            <w:r>
-              <w:t>机器人</w:t>
-            </w:r>
-          </w:p>
-        </w:tc>
-        <w:tc>
-          <w:tcPr>
-            <w:tcW w:type="dxa" w:w="2160"/>
-          </w:tcPr>
-          <w:p>
-            <w:r>
-              <w:t>555亿</w:t>
-            </w:r>
-          </w:p>
-        </w:tc>
-        <w:tc>
-          <w:tcPr>
-            <w:tcW w:type="dxa" w:w="2160"/>
-          </w:tcPr>
-          <w:p>
-            <w:r>
-              <w:t>17%</w:t>
+              <w:t>中建创业科技有限公司</w:t>
+            </w:r>
+          </w:p>
+        </w:tc>
+        <w:tc>
+          <w:tcPr>
+            <w:tcW w:type="dxa" w:w="2160"/>
+          </w:tcPr>
+          <w:p>
+            <w:r>
+              <w:t>半导体</w:t>
+            </w:r>
+          </w:p>
+        </w:tc>
+        <w:tc>
+          <w:tcPr>
+            <w:tcW w:type="dxa" w:w="2160"/>
+          </w:tcPr>
+          <w:p>
+            <w:r>
+              <w:t>772亿</w:t>
+            </w:r>
+          </w:p>
+        </w:tc>
+        <w:tc>
+          <w:tcPr>
+            <w:tcW w:type="dxa" w:w="2160"/>
+          </w:tcPr>
+          <w:p>
+            <w:r>
+              <w:t>10%</w:t>
             </w:r>
           </w:p>
         </w:tc>
@@ -2862,37 +2076,37 @@
           </w:tcPr>
           <w:p>
             <w:r>
-              <w:t>创汇传媒有限公司</w:t>
-            </w:r>
-          </w:p>
-        </w:tc>
-        <w:tc>
-          <w:tcPr>
-            <w:tcW w:type="dxa" w:w="2160"/>
-          </w:tcPr>
-          <w:p>
-            <w:r>
-              <w:t>新能源</w:t>
-            </w:r>
-          </w:p>
-        </w:tc>
-        <w:tc>
-          <w:tcPr>
-            <w:tcW w:type="dxa" w:w="2160"/>
-          </w:tcPr>
-          <w:p>
-            <w:r>
-              <w:t>656亿</w:t>
-            </w:r>
-          </w:p>
-        </w:tc>
-        <w:tc>
-          <w:tcPr>
-            <w:tcW w:type="dxa" w:w="2160"/>
-          </w:tcPr>
-          <w:p>
-            <w:r>
-              <w:t>17%</w:t>
+              <w:t>华泰通安传媒有限公司</w:t>
+            </w:r>
+          </w:p>
+        </w:tc>
+        <w:tc>
+          <w:tcPr>
+            <w:tcW w:type="dxa" w:w="2160"/>
+          </w:tcPr>
+          <w:p>
+            <w:r>
+              <w:t>消费科技</w:t>
+            </w:r>
+          </w:p>
+        </w:tc>
+        <w:tc>
+          <w:tcPr>
+            <w:tcW w:type="dxa" w:w="2160"/>
+          </w:tcPr>
+          <w:p>
+            <w:r>
+              <w:t>779亿</w:t>
+            </w:r>
+          </w:p>
+        </w:tc>
+        <w:tc>
+          <w:tcPr>
+            <w:tcW w:type="dxa" w:w="2160"/>
+          </w:tcPr>
+          <w:p>
+            <w:r>
+              <w:t>5%</w:t>
             </w:r>
           </w:p>
         </w:tc>
@@ -2904,37 +2118,37 @@
           </w:tcPr>
           <w:p>
             <w:r>
-              <w:t>浦华众城科技有限公司</w:t>
-            </w:r>
-          </w:p>
-        </w:tc>
-        <w:tc>
-          <w:tcPr>
-            <w:tcW w:type="dxa" w:w="2160"/>
-          </w:tcPr>
-          <w:p>
-            <w:r>
-              <w:t>半导体</w:t>
-            </w:r>
-          </w:p>
-        </w:tc>
-        <w:tc>
-          <w:tcPr>
-            <w:tcW w:type="dxa" w:w="2160"/>
-          </w:tcPr>
-          <w:p>
-            <w:r>
-              <w:t>211亿</w:t>
-            </w:r>
-          </w:p>
-        </w:tc>
-        <w:tc>
-          <w:tcPr>
-            <w:tcW w:type="dxa" w:w="2160"/>
-          </w:tcPr>
-          <w:p>
-            <w:r>
-              <w:t>28%</w:t>
+              <w:t>九方传媒有限公司</w:t>
+            </w:r>
+          </w:p>
+        </w:tc>
+        <w:tc>
+          <w:tcPr>
+            <w:tcW w:type="dxa" w:w="2160"/>
+          </w:tcPr>
+          <w:p>
+            <w:r>
+              <w:t>医疗科技</w:t>
+            </w:r>
+          </w:p>
+        </w:tc>
+        <w:tc>
+          <w:tcPr>
+            <w:tcW w:type="dxa" w:w="2160"/>
+          </w:tcPr>
+          <w:p>
+            <w:r>
+              <w:t>309亿</w:t>
+            </w:r>
+          </w:p>
+        </w:tc>
+        <w:tc>
+          <w:tcPr>
+            <w:tcW w:type="dxa" w:w="2160"/>
+          </w:tcPr>
+          <w:p>
+            <w:r>
+              <w:t>22%</w:t>
             </w:r>
           </w:p>
         </w:tc>
@@ -2946,37 +2160,37 @@
           </w:tcPr>
           <w:p>
             <w:r>
-              <w:t>昂歌信息科技有限公司</w:t>
-            </w:r>
-          </w:p>
-        </w:tc>
-        <w:tc>
-          <w:tcPr>
-            <w:tcW w:type="dxa" w:w="2160"/>
-          </w:tcPr>
-          <w:p>
-            <w:r>
-              <w:t>消费科技</w:t>
-            </w:r>
-          </w:p>
-        </w:tc>
-        <w:tc>
-          <w:tcPr>
-            <w:tcW w:type="dxa" w:w="2160"/>
-          </w:tcPr>
-          <w:p>
-            <w:r>
-              <w:t>477亿</w:t>
-            </w:r>
-          </w:p>
-        </w:tc>
-        <w:tc>
-          <w:tcPr>
-            <w:tcW w:type="dxa" w:w="2160"/>
-          </w:tcPr>
-          <w:p>
-            <w:r>
-              <w:t>12%</w:t>
+              <w:t>昊嘉科技有限公司</w:t>
+            </w:r>
+          </w:p>
+        </w:tc>
+        <w:tc>
+          <w:tcPr>
+            <w:tcW w:type="dxa" w:w="2160"/>
+          </w:tcPr>
+          <w:p>
+            <w:r>
+              <w:t>医疗科技</w:t>
+            </w:r>
+          </w:p>
+        </w:tc>
+        <w:tc>
+          <w:tcPr>
+            <w:tcW w:type="dxa" w:w="2160"/>
+          </w:tcPr>
+          <w:p>
+            <w:r>
+              <w:t>197亿</w:t>
+            </w:r>
+          </w:p>
+        </w:tc>
+        <w:tc>
+          <w:tcPr>
+            <w:tcW w:type="dxa" w:w="2160"/>
+          </w:tcPr>
+          <w:p>
+            <w:r>
+              <w:t>23%</w:t>
             </w:r>
           </w:p>
         </w:tc>
@@ -2988,37 +2202,37 @@
           </w:tcPr>
           <w:p>
             <w:r>
-              <w:t>迪摩科技有限公司</w:t>
-            </w:r>
-          </w:p>
-        </w:tc>
-        <w:tc>
-          <w:tcPr>
-            <w:tcW w:type="dxa" w:w="2160"/>
-          </w:tcPr>
-          <w:p>
-            <w:r>
-              <w:t>人工智能</w:t>
-            </w:r>
-          </w:p>
-        </w:tc>
-        <w:tc>
-          <w:tcPr>
-            <w:tcW w:type="dxa" w:w="2160"/>
-          </w:tcPr>
-          <w:p>
-            <w:r>
-              <w:t>178亿</w:t>
-            </w:r>
-          </w:p>
-        </w:tc>
-        <w:tc>
-          <w:tcPr>
-            <w:tcW w:type="dxa" w:w="2160"/>
-          </w:tcPr>
-          <w:p>
-            <w:r>
-              <w:t>19%</w:t>
+              <w:t>通际名联网络有限公司</w:t>
+            </w:r>
+          </w:p>
+        </w:tc>
+        <w:tc>
+          <w:tcPr>
+            <w:tcW w:type="dxa" w:w="2160"/>
+          </w:tcPr>
+          <w:p>
+            <w:r>
+              <w:t>机器人</w:t>
+            </w:r>
+          </w:p>
+        </w:tc>
+        <w:tc>
+          <w:tcPr>
+            <w:tcW w:type="dxa" w:w="2160"/>
+          </w:tcPr>
+          <w:p>
+            <w:r>
+              <w:t>783亿</w:t>
+            </w:r>
+          </w:p>
+        </w:tc>
+        <w:tc>
+          <w:tcPr>
+            <w:tcW w:type="dxa" w:w="2160"/>
+          </w:tcPr>
+          <w:p>
+            <w:r>
+              <w:t>30%</w:t>
             </w:r>
           </w:p>
         </w:tc>
@@ -3030,37 +2244,37 @@
           </w:tcPr>
           <w:p>
             <w:r>
-              <w:t>万迅电脑网络有限公司</w:t>
-            </w:r>
-          </w:p>
-        </w:tc>
-        <w:tc>
-          <w:tcPr>
-            <w:tcW w:type="dxa" w:w="2160"/>
-          </w:tcPr>
-          <w:p>
-            <w:r>
-              <w:t>半导体</w:t>
-            </w:r>
-          </w:p>
-        </w:tc>
-        <w:tc>
-          <w:tcPr>
-            <w:tcW w:type="dxa" w:w="2160"/>
-          </w:tcPr>
-          <w:p>
-            <w:r>
-              <w:t>641亿</w:t>
-            </w:r>
-          </w:p>
-        </w:tc>
-        <w:tc>
-          <w:tcPr>
-            <w:tcW w:type="dxa" w:w="2160"/>
-          </w:tcPr>
-          <w:p>
-            <w:r>
-              <w:t>8%</w:t>
+              <w:t>天开科技有限公司</w:t>
+            </w:r>
+          </w:p>
+        </w:tc>
+        <w:tc>
+          <w:tcPr>
+            <w:tcW w:type="dxa" w:w="2160"/>
+          </w:tcPr>
+          <w:p>
+            <w:r>
+              <w:t>消费科技</w:t>
+            </w:r>
+          </w:p>
+        </w:tc>
+        <w:tc>
+          <w:tcPr>
+            <w:tcW w:type="dxa" w:w="2160"/>
+          </w:tcPr>
+          <w:p>
+            <w:r>
+              <w:t>393亿</w:t>
+            </w:r>
+          </w:p>
+        </w:tc>
+        <w:tc>
+          <w:tcPr>
+            <w:tcW w:type="dxa" w:w="2160"/>
+          </w:tcPr>
+          <w:p>
+            <w:r>
+              <w:t>14%</w:t>
             </w:r>
           </w:p>
         </w:tc>
@@ -3072,37 +2286,37 @@
           </w:tcPr>
           <w:p>
             <w:r>
-              <w:t>国讯网络有限公司</w:t>
-            </w:r>
-          </w:p>
-        </w:tc>
-        <w:tc>
-          <w:tcPr>
-            <w:tcW w:type="dxa" w:w="2160"/>
-          </w:tcPr>
-          <w:p>
-            <w:r>
-              <w:t>云计算</w:t>
-            </w:r>
-          </w:p>
-        </w:tc>
-        <w:tc>
-          <w:tcPr>
-            <w:tcW w:type="dxa" w:w="2160"/>
-          </w:tcPr>
-          <w:p>
-            <w:r>
-              <w:t>786亿</w:t>
-            </w:r>
-          </w:p>
-        </w:tc>
-        <w:tc>
-          <w:tcPr>
-            <w:tcW w:type="dxa" w:w="2160"/>
-          </w:tcPr>
-          <w:p>
-            <w:r>
-              <w:t>27%</w:t>
+              <w:t>新格林耐特网络有限公司</w:t>
+            </w:r>
+          </w:p>
+        </w:tc>
+        <w:tc>
+          <w:tcPr>
+            <w:tcW w:type="dxa" w:w="2160"/>
+          </w:tcPr>
+          <w:p>
+            <w:r>
+              <w:t>人工智能</w:t>
+            </w:r>
+          </w:p>
+        </w:tc>
+        <w:tc>
+          <w:tcPr>
+            <w:tcW w:type="dxa" w:w="2160"/>
+          </w:tcPr>
+          <w:p>
+            <w:r>
+              <w:t>431亿</w:t>
+            </w:r>
+          </w:p>
+        </w:tc>
+        <w:tc>
+          <w:tcPr>
+            <w:tcW w:type="dxa" w:w="2160"/>
+          </w:tcPr>
+          <w:p>
+            <w:r>
+              <w:t>15%</w:t>
             </w:r>
           </w:p>
         </w:tc>
@@ -3114,27 +2328,725 @@
           </w:tcPr>
           <w:p>
             <w:r>
-              <w:t>创亿信息有限公司</w:t>
-            </w:r>
-          </w:p>
-        </w:tc>
-        <w:tc>
-          <w:tcPr>
-            <w:tcW w:type="dxa" w:w="2160"/>
-          </w:tcPr>
-          <w:p>
-            <w:r>
-              <w:t>医疗科技</w:t>
-            </w:r>
-          </w:p>
-        </w:tc>
-        <w:tc>
-          <w:tcPr>
-            <w:tcW w:type="dxa" w:w="2160"/>
-          </w:tcPr>
-          <w:p>
-            <w:r>
-              <w:t>293亿</w:t>
+              <w:t>泰麒麟网络有限公司</w:t>
+            </w:r>
+          </w:p>
+        </w:tc>
+        <w:tc>
+          <w:tcPr>
+            <w:tcW w:type="dxa" w:w="2160"/>
+          </w:tcPr>
+          <w:p>
+            <w:r>
+              <w:t>云计算</w:t>
+            </w:r>
+          </w:p>
+        </w:tc>
+        <w:tc>
+          <w:tcPr>
+            <w:tcW w:type="dxa" w:w="2160"/>
+          </w:tcPr>
+          <w:p>
+            <w:r>
+              <w:t>529亿</w:t>
+            </w:r>
+          </w:p>
+        </w:tc>
+        <w:tc>
+          <w:tcPr>
+            <w:tcW w:type="dxa" w:w="2160"/>
+          </w:tcPr>
+          <w:p>
+            <w:r>
+              <w:t>10%</w:t>
+            </w:r>
+          </w:p>
+        </w:tc>
+      </w:tr>
+    </w:tbl>
+    <w:p>
+      <w:pPr>
+        <w:pStyle w:val="Heading1"/>
+      </w:pPr>
+      <w:r>
+        <w:t>行业分析 4</w:t>
+      </w:r>
+    </w:p>
+    <w:p>
+      <w:r>
+        <w:br/>
+        <w:t>根据内部财务模型测算，通际名联科技有限公司 在未来三年</w:t>
+        <w:br/>
+        <w:t>收入复合增长率预计可达到 27% 左右。</w:t>
+        <w:br/>
+        <w:t>该预测基于行业需求增长以及公司产能扩张计划。</w:t>
+        <w:br/>
+      </w:r>
+    </w:p>
+    <w:p>
+      <w:r>
+        <w:br/>
+        <w:t>从产业链角度看，机器人 行业主要由上游设备厂商、</w:t>
+        <w:br/>
+        <w:t>中游平台企业以及下游应用厂商组成。</w:t>
+        <w:br/>
+        <w:t>图龙信息传媒有限公司 主要位于产业链的 上游 环节。</w:t>
+        <w:br/>
+      </w:r>
+    </w:p>
+    <w:p>
+      <w:r>
+        <w:br/>
+        <w:t>华辰资本旗下的 HC Quant Arbitrage Fund 在最近的资产配置会议中</w:t>
+        <w:br/>
+        <w:t>讨论了 云计算 行业的投资机会，并对 艾提科信科技有限公司</w:t>
+        <w:br/>
+        <w:t>进行了重点评估。</w:t>
+        <w:br/>
+      </w:r>
+    </w:p>
+    <w:p>
+      <w:r>
+        <w:br/>
+        <w:t>方正科技信息有限公司 是中国 消费科技 行业的重要企业之一。</w:t>
+        <w:br/>
+        <w:t>根据华辰资本 风险管理部 的研究，该公司成立于 2006 年，</w:t>
+        <w:br/>
+        <w:t>目前员工规模约 4942 人。公司近年来持续加大研发投入，</w:t>
+        <w:br/>
+        <w:t>在核心技术方面形成了较强的竞争壁垒。</w:t>
+        <w:br/>
+      </w:r>
+    </w:p>
+    <w:p>
+      <w:r>
+        <w:br/>
+        <w:t>从产业链角度看，机器人 行业主要由上游设备厂商、</w:t>
+        <w:br/>
+        <w:t>中游平台企业以及下游应用厂商组成。</w:t>
+        <w:br/>
+        <w:t>毕博诚信息有限公司 主要位于产业链的 下游 环节。</w:t>
+        <w:br/>
+      </w:r>
+    </w:p>
+    <w:p>
+      <w:r>
+        <w:br/>
+        <w:t>华辰资本旗下的 HC Quant Arbitrage Fund 在最近的资产配置会议中</w:t>
+        <w:br/>
+        <w:t>讨论了 云计算 行业的投资机会，并对 佳禾传媒有限公司</w:t>
+        <w:br/>
+        <w:t>进行了重点评估。</w:t>
+        <w:br/>
+      </w:r>
+    </w:p>
+    <w:p>
+      <w:r>
+        <w:br/>
+        <w:t>从产业链角度看，半导体 行业主要由上游设备厂商、</w:t>
+        <w:br/>
+        <w:t>中游平台企业以及下游应用厂商组成。</w:t>
+        <w:br/>
+        <w:t>联软网络有限公司 主要位于产业链的 上游 环节。</w:t>
+        <w:br/>
+      </w:r>
+    </w:p>
+    <w:p>
+      <w:r>
+        <w:br/>
+        <w:t>根据内部财务模型测算，昊嘉科技有限公司 在未来三年</w:t>
+        <w:br/>
+        <w:t>收入复合增长率预计可达到 12% 左右。</w:t>
+        <w:br/>
+        <w:t>该预测基于行业需求增长以及公司产能扩张计划。</w:t>
+        <w:br/>
+      </w:r>
+    </w:p>
+    <w:tbl>
+      <w:tblPr>
+        <w:tblW w:type="auto" w:w="0"/>
+        <w:tblLook w:firstColumn="1" w:firstRow="1" w:lastColumn="0" w:lastRow="0" w:noHBand="0" w:noVBand="1" w:val="04A0"/>
+      </w:tblPr>
+      <w:tblGrid>
+        <w:gridCol w:w="2160"/>
+        <w:gridCol w:w="2160"/>
+        <w:gridCol w:w="2160"/>
+        <w:gridCol w:w="2160"/>
+      </w:tblGrid>
+      <w:tr>
+        <w:tc>
+          <w:tcPr>
+            <w:tcW w:type="dxa" w:w="2160"/>
+          </w:tcPr>
+          <w:p>
+            <w:r>
+              <w:t>公司</w:t>
+            </w:r>
+          </w:p>
+        </w:tc>
+        <w:tc>
+          <w:tcPr>
+            <w:tcW w:type="dxa" w:w="2160"/>
+          </w:tcPr>
+          <w:p>
+            <w:r>
+              <w:t>行业</w:t>
+            </w:r>
+          </w:p>
+        </w:tc>
+        <w:tc>
+          <w:tcPr>
+            <w:tcW w:type="dxa" w:w="2160"/>
+          </w:tcPr>
+          <w:p>
+            <w:r>
+              <w:t>市值</w:t>
+            </w:r>
+          </w:p>
+        </w:tc>
+        <w:tc>
+          <w:tcPr>
+            <w:tcW w:type="dxa" w:w="2160"/>
+          </w:tcPr>
+          <w:p>
+            <w:r>
+              <w:t>增长率</w:t>
+            </w:r>
+          </w:p>
+        </w:tc>
+      </w:tr>
+      <w:tr>
+        <w:tc>
+          <w:tcPr>
+            <w:tcW w:type="dxa" w:w="2160"/>
+          </w:tcPr>
+          <w:p>
+            <w:r>
+              <w:t>方正科技传媒有限公司</w:t>
+            </w:r>
+          </w:p>
+        </w:tc>
+        <w:tc>
+          <w:tcPr>
+            <w:tcW w:type="dxa" w:w="2160"/>
+          </w:tcPr>
+          <w:p>
+            <w:r>
+              <w:t>人工智能</w:t>
+            </w:r>
+          </w:p>
+        </w:tc>
+        <w:tc>
+          <w:tcPr>
+            <w:tcW w:type="dxa" w:w="2160"/>
+          </w:tcPr>
+          <w:p>
+            <w:r>
+              <w:t>628亿</w:t>
+            </w:r>
+          </w:p>
+        </w:tc>
+        <w:tc>
+          <w:tcPr>
+            <w:tcW w:type="dxa" w:w="2160"/>
+          </w:tcPr>
+          <w:p>
+            <w:r>
+              <w:t>14%</w:t>
+            </w:r>
+          </w:p>
+        </w:tc>
+      </w:tr>
+      <w:tr>
+        <w:tc>
+          <w:tcPr>
+            <w:tcW w:type="dxa" w:w="2160"/>
+          </w:tcPr>
+          <w:p>
+            <w:r>
+              <w:t>华成育卓传媒有限公司</w:t>
+            </w:r>
+          </w:p>
+        </w:tc>
+        <w:tc>
+          <w:tcPr>
+            <w:tcW w:type="dxa" w:w="2160"/>
+          </w:tcPr>
+          <w:p>
+            <w:r>
+              <w:t>人工智能</w:t>
+            </w:r>
+          </w:p>
+        </w:tc>
+        <w:tc>
+          <w:tcPr>
+            <w:tcW w:type="dxa" w:w="2160"/>
+          </w:tcPr>
+          <w:p>
+            <w:r>
+              <w:t>281亿</w:t>
+            </w:r>
+          </w:p>
+        </w:tc>
+        <w:tc>
+          <w:tcPr>
+            <w:tcW w:type="dxa" w:w="2160"/>
+          </w:tcPr>
+          <w:p>
+            <w:r>
+              <w:t>26%</w:t>
+            </w:r>
+          </w:p>
+        </w:tc>
+      </w:tr>
+      <w:tr>
+        <w:tc>
+          <w:tcPr>
+            <w:tcW w:type="dxa" w:w="2160"/>
+          </w:tcPr>
+          <w:p>
+            <w:r>
+              <w:t>新格林耐特网络有限公司</w:t>
+            </w:r>
+          </w:p>
+        </w:tc>
+        <w:tc>
+          <w:tcPr>
+            <w:tcW w:type="dxa" w:w="2160"/>
+          </w:tcPr>
+          <w:p>
+            <w:r>
+              <w:t>人工智能</w:t>
+            </w:r>
+          </w:p>
+        </w:tc>
+        <w:tc>
+          <w:tcPr>
+            <w:tcW w:type="dxa" w:w="2160"/>
+          </w:tcPr>
+          <w:p>
+            <w:r>
+              <w:t>544亿</w:t>
+            </w:r>
+          </w:p>
+        </w:tc>
+        <w:tc>
+          <w:tcPr>
+            <w:tcW w:type="dxa" w:w="2160"/>
+          </w:tcPr>
+          <w:p>
+            <w:r>
+              <w:t>8%</w:t>
+            </w:r>
+          </w:p>
+        </w:tc>
+      </w:tr>
+      <w:tr>
+        <w:tc>
+          <w:tcPr>
+            <w:tcW w:type="dxa" w:w="2160"/>
+          </w:tcPr>
+          <w:p>
+            <w:r>
+              <w:t>雨林木风计算机科技有限公司</w:t>
+            </w:r>
+          </w:p>
+        </w:tc>
+        <w:tc>
+          <w:tcPr>
+            <w:tcW w:type="dxa" w:w="2160"/>
+          </w:tcPr>
+          <w:p>
+            <w:r>
+              <w:t>半导体</w:t>
+            </w:r>
+          </w:p>
+        </w:tc>
+        <w:tc>
+          <w:tcPr>
+            <w:tcW w:type="dxa" w:w="2160"/>
+          </w:tcPr>
+          <w:p>
+            <w:r>
+              <w:t>347亿</w:t>
+            </w:r>
+          </w:p>
+        </w:tc>
+        <w:tc>
+          <w:tcPr>
+            <w:tcW w:type="dxa" w:w="2160"/>
+          </w:tcPr>
+          <w:p>
+            <w:r>
+              <w:t>24%</w:t>
+            </w:r>
+          </w:p>
+        </w:tc>
+      </w:tr>
+      <w:tr>
+        <w:tc>
+          <w:tcPr>
+            <w:tcW w:type="dxa" w:w="2160"/>
+          </w:tcPr>
+          <w:p>
+            <w:r>
+              <w:t>惠派国际公司科技有限公司</w:t>
+            </w:r>
+          </w:p>
+        </w:tc>
+        <w:tc>
+          <w:tcPr>
+            <w:tcW w:type="dxa" w:w="2160"/>
+          </w:tcPr>
+          <w:p>
+            <w:r>
+              <w:t>人工智能</w:t>
+            </w:r>
+          </w:p>
+        </w:tc>
+        <w:tc>
+          <w:tcPr>
+            <w:tcW w:type="dxa" w:w="2160"/>
+          </w:tcPr>
+          <w:p>
+            <w:r>
+              <w:t>485亿</w:t>
+            </w:r>
+          </w:p>
+        </w:tc>
+        <w:tc>
+          <w:tcPr>
+            <w:tcW w:type="dxa" w:w="2160"/>
+          </w:tcPr>
+          <w:p>
+            <w:r>
+              <w:t>12%</w:t>
+            </w:r>
+          </w:p>
+        </w:tc>
+      </w:tr>
+      <w:tr>
+        <w:tc>
+          <w:tcPr>
+            <w:tcW w:type="dxa" w:w="2160"/>
+          </w:tcPr>
+          <w:p>
+            <w:r>
+              <w:t>良诺科技有限公司</w:t>
+            </w:r>
+          </w:p>
+        </w:tc>
+        <w:tc>
+          <w:tcPr>
+            <w:tcW w:type="dxa" w:w="2160"/>
+          </w:tcPr>
+          <w:p>
+            <w:r>
+              <w:t>云计算</w:t>
+            </w:r>
+          </w:p>
+        </w:tc>
+        <w:tc>
+          <w:tcPr>
+            <w:tcW w:type="dxa" w:w="2160"/>
+          </w:tcPr>
+          <w:p>
+            <w:r>
+              <w:t>348亿</w:t>
+            </w:r>
+          </w:p>
+        </w:tc>
+        <w:tc>
+          <w:tcPr>
+            <w:tcW w:type="dxa" w:w="2160"/>
+          </w:tcPr>
+          <w:p>
+            <w:r>
+              <w:t>23%</w:t>
+            </w:r>
+          </w:p>
+        </w:tc>
+      </w:tr>
+      <w:tr>
+        <w:tc>
+          <w:tcPr>
+            <w:tcW w:type="dxa" w:w="2160"/>
+          </w:tcPr>
+          <w:p>
+            <w:r>
+              <w:t>巨奥传媒有限公司</w:t>
+            </w:r>
+          </w:p>
+        </w:tc>
+        <w:tc>
+          <w:tcPr>
+            <w:tcW w:type="dxa" w:w="2160"/>
+          </w:tcPr>
+          <w:p>
+            <w:r>
+              <w:t>人工智能</w:t>
+            </w:r>
+          </w:p>
+        </w:tc>
+        <w:tc>
+          <w:tcPr>
+            <w:tcW w:type="dxa" w:w="2160"/>
+          </w:tcPr>
+          <w:p>
+            <w:r>
+              <w:t>713亿</w:t>
+            </w:r>
+          </w:p>
+        </w:tc>
+        <w:tc>
+          <w:tcPr>
+            <w:tcW w:type="dxa" w:w="2160"/>
+          </w:tcPr>
+          <w:p>
+            <w:r>
+              <w:t>6%</w:t>
+            </w:r>
+          </w:p>
+        </w:tc>
+      </w:tr>
+      <w:tr>
+        <w:tc>
+          <w:tcPr>
+            <w:tcW w:type="dxa" w:w="2160"/>
+          </w:tcPr>
+          <w:p>
+            <w:r>
+              <w:t>恩悌网络有限公司</w:t>
+            </w:r>
+          </w:p>
+        </w:tc>
+        <w:tc>
+          <w:tcPr>
+            <w:tcW w:type="dxa" w:w="2160"/>
+          </w:tcPr>
+          <w:p>
+            <w:r>
+              <w:t>新能源</w:t>
+            </w:r>
+          </w:p>
+        </w:tc>
+        <w:tc>
+          <w:tcPr>
+            <w:tcW w:type="dxa" w:w="2160"/>
+          </w:tcPr>
+          <w:p>
+            <w:r>
+              <w:t>763亿</w:t>
+            </w:r>
+          </w:p>
+        </w:tc>
+        <w:tc>
+          <w:tcPr>
+            <w:tcW w:type="dxa" w:w="2160"/>
+          </w:tcPr>
+          <w:p>
+            <w:r>
+              <w:t>15%</w:t>
+            </w:r>
+          </w:p>
+        </w:tc>
+      </w:tr>
+      <w:tr>
+        <w:tc>
+          <w:tcPr>
+            <w:tcW w:type="dxa" w:w="2160"/>
+          </w:tcPr>
+          <w:p>
+            <w:r>
+              <w:t>飞利信科技有限公司</w:t>
+            </w:r>
+          </w:p>
+        </w:tc>
+        <w:tc>
+          <w:tcPr>
+            <w:tcW w:type="dxa" w:w="2160"/>
+          </w:tcPr>
+          <w:p>
+            <w:r>
+              <w:t>人工智能</w:t>
+            </w:r>
+          </w:p>
+        </w:tc>
+        <w:tc>
+          <w:tcPr>
+            <w:tcW w:type="dxa" w:w="2160"/>
+          </w:tcPr>
+          <w:p>
+            <w:r>
+              <w:t>718亿</w:t>
+            </w:r>
+          </w:p>
+        </w:tc>
+        <w:tc>
+          <w:tcPr>
+            <w:tcW w:type="dxa" w:w="2160"/>
+          </w:tcPr>
+          <w:p>
+            <w:r>
+              <w:t>22%</w:t>
+            </w:r>
+          </w:p>
+        </w:tc>
+      </w:tr>
+      <w:tr>
+        <w:tc>
+          <w:tcPr>
+            <w:tcW w:type="dxa" w:w="2160"/>
+          </w:tcPr>
+          <w:p>
+            <w:r>
+              <w:t>创联世纪信息有限公司</w:t>
+            </w:r>
+          </w:p>
+        </w:tc>
+        <w:tc>
+          <w:tcPr>
+            <w:tcW w:type="dxa" w:w="2160"/>
+          </w:tcPr>
+          <w:p>
+            <w:r>
+              <w:t>云计算</w:t>
+            </w:r>
+          </w:p>
+        </w:tc>
+        <w:tc>
+          <w:tcPr>
+            <w:tcW w:type="dxa" w:w="2160"/>
+          </w:tcPr>
+          <w:p>
+            <w:r>
+              <w:t>258亿</w:t>
+            </w:r>
+          </w:p>
+        </w:tc>
+        <w:tc>
+          <w:tcPr>
+            <w:tcW w:type="dxa" w:w="2160"/>
+          </w:tcPr>
+          <w:p>
+            <w:r>
+              <w:t>11%</w:t>
+            </w:r>
+          </w:p>
+        </w:tc>
+      </w:tr>
+      <w:tr>
+        <w:tc>
+          <w:tcPr>
+            <w:tcW w:type="dxa" w:w="2160"/>
+          </w:tcPr>
+          <w:p>
+            <w:r>
+              <w:t>华成育卓传媒有限公司</w:t>
+            </w:r>
+          </w:p>
+        </w:tc>
+        <w:tc>
+          <w:tcPr>
+            <w:tcW w:type="dxa" w:w="2160"/>
+          </w:tcPr>
+          <w:p>
+            <w:r>
+              <w:t>人工智能</w:t>
+            </w:r>
+          </w:p>
+        </w:tc>
+        <w:tc>
+          <w:tcPr>
+            <w:tcW w:type="dxa" w:w="2160"/>
+          </w:tcPr>
+          <w:p>
+            <w:r>
+              <w:t>274亿</w:t>
+            </w:r>
+          </w:p>
+        </w:tc>
+        <w:tc>
+          <w:tcPr>
+            <w:tcW w:type="dxa" w:w="2160"/>
+          </w:tcPr>
+          <w:p>
+            <w:r>
+              <w:t>29%</w:t>
+            </w:r>
+          </w:p>
+        </w:tc>
+      </w:tr>
+      <w:tr>
+        <w:tc>
+          <w:tcPr>
+            <w:tcW w:type="dxa" w:w="2160"/>
+          </w:tcPr>
+          <w:p>
+            <w:r>
+              <w:t>华泰通安传媒有限公司</w:t>
+            </w:r>
+          </w:p>
+        </w:tc>
+        <w:tc>
+          <w:tcPr>
+            <w:tcW w:type="dxa" w:w="2160"/>
+          </w:tcPr>
+          <w:p>
+            <w:r>
+              <w:t>消费科技</w:t>
+            </w:r>
+          </w:p>
+        </w:tc>
+        <w:tc>
+          <w:tcPr>
+            <w:tcW w:type="dxa" w:w="2160"/>
+          </w:tcPr>
+          <w:p>
+            <w:r>
+              <w:t>181亿</w:t>
+            </w:r>
+          </w:p>
+        </w:tc>
+        <w:tc>
+          <w:tcPr>
+            <w:tcW w:type="dxa" w:w="2160"/>
+          </w:tcPr>
+          <w:p>
+            <w:r>
+              <w:t>27%</w:t>
+            </w:r>
+          </w:p>
+        </w:tc>
+      </w:tr>
+      <w:tr>
+        <w:tc>
+          <w:tcPr>
+            <w:tcW w:type="dxa" w:w="2160"/>
+          </w:tcPr>
+          <w:p>
+            <w:r>
+              <w:t>艾提科信科技有限公司</w:t>
+            </w:r>
+          </w:p>
+        </w:tc>
+        <w:tc>
+          <w:tcPr>
+            <w:tcW w:type="dxa" w:w="2160"/>
+          </w:tcPr>
+          <w:p>
+            <w:r>
+              <w:t>云计算</w:t>
+            </w:r>
+          </w:p>
+        </w:tc>
+        <w:tc>
+          <w:tcPr>
+            <w:tcW w:type="dxa" w:w="2160"/>
+          </w:tcPr>
+          <w:p>
+            <w:r>
+              <w:t>107亿</w:t>
             </w:r>
           </w:p>
         </w:tc>
@@ -3145,6 +3057,90 @@
           <w:p>
             <w:r>
               <w:t>28%</w:t>
+            </w:r>
+          </w:p>
+        </w:tc>
+      </w:tr>
+      <w:tr>
+        <w:tc>
+          <w:tcPr>
+            <w:tcW w:type="dxa" w:w="2160"/>
+          </w:tcPr>
+          <w:p>
+            <w:r>
+              <w:t>精芯信息有限公司</w:t>
+            </w:r>
+          </w:p>
+        </w:tc>
+        <w:tc>
+          <w:tcPr>
+            <w:tcW w:type="dxa" w:w="2160"/>
+          </w:tcPr>
+          <w:p>
+            <w:r>
+              <w:t>半导体</w:t>
+            </w:r>
+          </w:p>
+        </w:tc>
+        <w:tc>
+          <w:tcPr>
+            <w:tcW w:type="dxa" w:w="2160"/>
+          </w:tcPr>
+          <w:p>
+            <w:r>
+              <w:t>422亿</w:t>
+            </w:r>
+          </w:p>
+        </w:tc>
+        <w:tc>
+          <w:tcPr>
+            <w:tcW w:type="dxa" w:w="2160"/>
+          </w:tcPr>
+          <w:p>
+            <w:r>
+              <w:t>17%</w:t>
+            </w:r>
+          </w:p>
+        </w:tc>
+      </w:tr>
+      <w:tr>
+        <w:tc>
+          <w:tcPr>
+            <w:tcW w:type="dxa" w:w="2160"/>
+          </w:tcPr>
+          <w:p>
+            <w:r>
+              <w:t>恩悌网络有限公司</w:t>
+            </w:r>
+          </w:p>
+        </w:tc>
+        <w:tc>
+          <w:tcPr>
+            <w:tcW w:type="dxa" w:w="2160"/>
+          </w:tcPr>
+          <w:p>
+            <w:r>
+              <w:t>新能源</w:t>
+            </w:r>
+          </w:p>
+        </w:tc>
+        <w:tc>
+          <w:tcPr>
+            <w:tcW w:type="dxa" w:w="2160"/>
+          </w:tcPr>
+          <w:p>
+            <w:r>
+              <w:t>173亿</w:t>
+            </w:r>
+          </w:p>
+        </w:tc>
+        <w:tc>
+          <w:tcPr>
+            <w:tcW w:type="dxa" w:w="2160"/>
+          </w:tcPr>
+          <w:p>
+            <w:r>
+              <w:t>6%</w:t>
             </w:r>
           </w:p>
         </w:tc>
@@ -3172,55 +3168,11 @@
     <w:p>
       <w:r>
         <w:br/>
-        <w:t>华辰资本旗下的 HC AI Innovation Fund 在最近的资产配置会议中</w:t>
+        <w:t>戴硕电子网络有限公司 是中国 新能源 行业的重要企业之一。</w:t>
         <w:br/>
-        <w:t>讨论了 人工智能 行业的投资机会，并对 和泰科技有限公司</w:t>
+        <w:t>根据华辰资本 风险管理部 的研究，该公司成立于 2016 年，</w:t>
         <w:br/>
-        <w:t>进行了重点评估。</w:t>
-        <w:br/>
-      </w:r>
-    </w:p>
-    <w:p>
-      <w:r>
-        <w:br/>
-        <w:t>根据内部财务模型测算，鸿睿思博信息有限公司 在未来三年</w:t>
-        <w:br/>
-        <w:t>收入复合增长率预计可达到 12% 左右。</w:t>
-        <w:br/>
-        <w:t>该预测基于行业需求增长以及公司产能扩张计划。</w:t>
-        <w:br/>
-      </w:r>
-    </w:p>
-    <w:p>
-      <w:r>
-        <w:br/>
-        <w:t>根据内部财务模型测算，天益科技有限公司 在未来三年</w:t>
-        <w:br/>
-        <w:t>收入复合增长率预计可达到 32% 左右。</w:t>
-        <w:br/>
-        <w:t>该预测基于行业需求增长以及公司产能扩张计划。</w:t>
-        <w:br/>
-      </w:r>
-    </w:p>
-    <w:p>
-      <w:r>
-        <w:br/>
-        <w:t>华辰资本旗下的 HC Alpha Growth Fund 在最近的资产配置会议中</w:t>
-        <w:br/>
-        <w:t>讨论了 云计算 行业的投资机会，并对 天益信息有限公司</w:t>
-        <w:br/>
-        <w:t>进行了重点评估。</w:t>
-        <w:br/>
-      </w:r>
-    </w:p>
-    <w:p>
-      <w:r>
-        <w:br/>
-        <w:t>新宇龙信息传媒有限公司 是中国 机器人 行业的重要企业之一。</w:t>
-        <w:br/>
-        <w:t>根据华辰资本 投资策略部 的研究，该公司成立于 2018 年，</w:t>
-        <w:br/>
-        <w:t>目前员工规模约 6070 人。公司近年来持续加大研发投入，</w:t>
+        <w:t>目前员工规模约 2243 人。公司近年来持续加大研发投入，</w:t>
         <w:br/>
         <w:t>在核心技术方面形成了较强的竞争壁垒。</w:t>
         <w:br/>
@@ -3229,11 +3181,24 @@
     <w:p>
       <w:r>
         <w:br/>
-        <w:t>根据内部财务模型测算，鸿睿思博网络有限公司 在未来三年</w:t>
+        <w:t>风险管理部认为，人工智能 行业仍然面临若干</w:t>
         <w:br/>
-        <w:t>收入复合增长率预计可达到 20% 左右。</w:t>
+        <w:t>不确定性因素，包括技术迭代风险、政策变化、</w:t>
         <w:br/>
-        <w:t>该预测基于行业需求增长以及公司产能扩张计划。</w:t>
+        <w:t>以及市场竞争加剧等问题。</w:t>
+        <w:br/>
+      </w:r>
+    </w:p>
+    <w:p>
+      <w:r>
+        <w:br/>
+        <w:t>昊嘉科技有限公司 是中国 医疗科技 行业的重要企业之一。</w:t>
+        <w:br/>
+        <w:t>根据华辰资本 投资策略部 的研究，该公司成立于 2006 年，</w:t>
+        <w:br/>
+        <w:t>目前员工规模约 7977 人。公司近年来持续加大研发投入，</w:t>
+        <w:br/>
+        <w:t>在核心技术方面形成了较强的竞争壁垒。</w:t>
         <w:br/>
       </w:r>
     </w:p>
@@ -3245,6 +3210,41 @@
         <w:t>不确定性因素，包括技术迭代风险、政策变化、</w:t>
         <w:br/>
         <w:t>以及市场竞争加剧等问题。</w:t>
+        <w:br/>
+      </w:r>
+    </w:p>
+    <w:p>
+      <w:r>
+        <w:br/>
+        <w:t>从产业链角度看，人工智能 行业主要由上游设备厂商、</w:t>
+        <w:br/>
+        <w:t>中游平台企业以及下游应用厂商组成。</w:t>
+        <w:br/>
+        <w:t>巨奥传媒有限公司 主要位于产业链的 下游 环节。</w:t>
+        <w:br/>
+      </w:r>
+    </w:p>
+    <w:p>
+      <w:r>
+        <w:br/>
+        <w:t>根据内部财务模型测算，泰麒麟网络有限公司 在未来三年</w:t>
+        <w:br/>
+        <w:t>收入复合增长率预计可达到 27% 左右。</w:t>
+        <w:br/>
+        <w:t>该预测基于行业需求增长以及公司产能扩张计划。</w:t>
+        <w:br/>
+      </w:r>
+    </w:p>
+    <w:p>
+      <w:r>
+        <w:br/>
+        <w:t>浦华众城网络有限公司 是中国 新能源 行业的重要企业之一。</w:t>
+        <w:br/>
+        <w:t>根据华辰资本 投资委员会 的研究，该公司成立于 2007 年，</w:t>
+        <w:br/>
+        <w:t>目前员工规模约 5880 人。公司近年来持续加大研发投入，</w:t>
+        <w:br/>
+        <w:t>在核心技术方面形成了较强的竞争壁垒。</w:t>
         <w:br/>
       </w:r>
     </w:p>
@@ -3308,37 +3308,37 @@
           </w:tcPr>
           <w:p>
             <w:r>
-              <w:t>浦华众城科技有限公司</w:t>
-            </w:r>
-          </w:p>
-        </w:tc>
-        <w:tc>
-          <w:tcPr>
-            <w:tcW w:type="dxa" w:w="2160"/>
-          </w:tcPr>
-          <w:p>
-            <w:r>
-              <w:t>半导体</w:t>
-            </w:r>
-          </w:p>
-        </w:tc>
-        <w:tc>
-          <w:tcPr>
-            <w:tcW w:type="dxa" w:w="2160"/>
-          </w:tcPr>
-          <w:p>
-            <w:r>
-              <w:t>393亿</w:t>
-            </w:r>
-          </w:p>
-        </w:tc>
-        <w:tc>
-          <w:tcPr>
-            <w:tcW w:type="dxa" w:w="2160"/>
-          </w:tcPr>
-          <w:p>
-            <w:r>
-              <w:t>9%</w:t>
+              <w:t>新格林耐特网络有限公司</w:t>
+            </w:r>
+          </w:p>
+        </w:tc>
+        <w:tc>
+          <w:tcPr>
+            <w:tcW w:type="dxa" w:w="2160"/>
+          </w:tcPr>
+          <w:p>
+            <w:r>
+              <w:t>人工智能</w:t>
+            </w:r>
+          </w:p>
+        </w:tc>
+        <w:tc>
+          <w:tcPr>
+            <w:tcW w:type="dxa" w:w="2160"/>
+          </w:tcPr>
+          <w:p>
+            <w:r>
+              <w:t>154亿</w:t>
+            </w:r>
+          </w:p>
+        </w:tc>
+        <w:tc>
+          <w:tcPr>
+            <w:tcW w:type="dxa" w:w="2160"/>
+          </w:tcPr>
+          <w:p>
+            <w:r>
+              <w:t>5%</w:t>
             </w:r>
           </w:p>
         </w:tc>
@@ -3350,37 +3350,37 @@
           </w:tcPr>
           <w:p>
             <w:r>
-              <w:t>国讯网络有限公司</w:t>
-            </w:r>
-          </w:p>
-        </w:tc>
-        <w:tc>
-          <w:tcPr>
-            <w:tcW w:type="dxa" w:w="2160"/>
-          </w:tcPr>
-          <w:p>
-            <w:r>
-              <w:t>云计算</w:t>
-            </w:r>
-          </w:p>
-        </w:tc>
-        <w:tc>
-          <w:tcPr>
-            <w:tcW w:type="dxa" w:w="2160"/>
-          </w:tcPr>
-          <w:p>
-            <w:r>
-              <w:t>575亿</w:t>
-            </w:r>
-          </w:p>
-        </w:tc>
-        <w:tc>
-          <w:tcPr>
-            <w:tcW w:type="dxa" w:w="2160"/>
-          </w:tcPr>
-          <w:p>
-            <w:r>
-              <w:t>22%</w:t>
+              <w:t>方正科技信息有限公司</w:t>
+            </w:r>
+          </w:p>
+        </w:tc>
+        <w:tc>
+          <w:tcPr>
+            <w:tcW w:type="dxa" w:w="2160"/>
+          </w:tcPr>
+          <w:p>
+            <w:r>
+              <w:t>消费科技</w:t>
+            </w:r>
+          </w:p>
+        </w:tc>
+        <w:tc>
+          <w:tcPr>
+            <w:tcW w:type="dxa" w:w="2160"/>
+          </w:tcPr>
+          <w:p>
+            <w:r>
+              <w:t>277亿</w:t>
+            </w:r>
+          </w:p>
+        </w:tc>
+        <w:tc>
+          <w:tcPr>
+            <w:tcW w:type="dxa" w:w="2160"/>
+          </w:tcPr>
+          <w:p>
+            <w:r>
+              <w:t>28%</w:t>
             </w:r>
           </w:p>
         </w:tc>
@@ -3392,37 +3392,37 @@
           </w:tcPr>
           <w:p>
             <w:r>
-              <w:t>精芯信息有限公司</w:t>
-            </w:r>
-          </w:p>
-        </w:tc>
-        <w:tc>
-          <w:tcPr>
-            <w:tcW w:type="dxa" w:w="2160"/>
-          </w:tcPr>
-          <w:p>
-            <w:r>
-              <w:t>消费科技</w:t>
-            </w:r>
-          </w:p>
-        </w:tc>
-        <w:tc>
-          <w:tcPr>
-            <w:tcW w:type="dxa" w:w="2160"/>
-          </w:tcPr>
-          <w:p>
-            <w:r>
-              <w:t>776亿</w:t>
-            </w:r>
-          </w:p>
-        </w:tc>
-        <w:tc>
-          <w:tcPr>
-            <w:tcW w:type="dxa" w:w="2160"/>
-          </w:tcPr>
-          <w:p>
-            <w:r>
-              <w:t>6%</w:t>
+              <w:t>创联世纪信息有限公司</w:t>
+            </w:r>
+          </w:p>
+        </w:tc>
+        <w:tc>
+          <w:tcPr>
+            <w:tcW w:type="dxa" w:w="2160"/>
+          </w:tcPr>
+          <w:p>
+            <w:r>
+              <w:t>云计算</w:t>
+            </w:r>
+          </w:p>
+        </w:tc>
+        <w:tc>
+          <w:tcPr>
+            <w:tcW w:type="dxa" w:w="2160"/>
+          </w:tcPr>
+          <w:p>
+            <w:r>
+              <w:t>275亿</w:t>
+            </w:r>
+          </w:p>
+        </w:tc>
+        <w:tc>
+          <w:tcPr>
+            <w:tcW w:type="dxa" w:w="2160"/>
+          </w:tcPr>
+          <w:p>
+            <w:r>
+              <w:t>13%</w:t>
             </w:r>
           </w:p>
         </w:tc>
@@ -3434,37 +3434,37 @@
           </w:tcPr>
           <w:p>
             <w:r>
-              <w:t>迪摩科技有限公司</w:t>
-            </w:r>
-          </w:p>
-        </w:tc>
-        <w:tc>
-          <w:tcPr>
-            <w:tcW w:type="dxa" w:w="2160"/>
-          </w:tcPr>
-          <w:p>
-            <w:r>
-              <w:t>人工智能</w:t>
-            </w:r>
-          </w:p>
-        </w:tc>
-        <w:tc>
-          <w:tcPr>
-            <w:tcW w:type="dxa" w:w="2160"/>
-          </w:tcPr>
-          <w:p>
-            <w:r>
-              <w:t>115亿</w:t>
-            </w:r>
-          </w:p>
-        </w:tc>
-        <w:tc>
-          <w:tcPr>
-            <w:tcW w:type="dxa" w:w="2160"/>
-          </w:tcPr>
-          <w:p>
-            <w:r>
-              <w:t>12%</w:t>
+              <w:t>天开科技有限公司</w:t>
+            </w:r>
+          </w:p>
+        </w:tc>
+        <w:tc>
+          <w:tcPr>
+            <w:tcW w:type="dxa" w:w="2160"/>
+          </w:tcPr>
+          <w:p>
+            <w:r>
+              <w:t>消费科技</w:t>
+            </w:r>
+          </w:p>
+        </w:tc>
+        <w:tc>
+          <w:tcPr>
+            <w:tcW w:type="dxa" w:w="2160"/>
+          </w:tcPr>
+          <w:p>
+            <w:r>
+              <w:t>518亿</w:t>
+            </w:r>
+          </w:p>
+        </w:tc>
+        <w:tc>
+          <w:tcPr>
+            <w:tcW w:type="dxa" w:w="2160"/>
+          </w:tcPr>
+          <w:p>
+            <w:r>
+              <w:t>27%</w:t>
             </w:r>
           </w:p>
         </w:tc>
@@ -3476,37 +3476,37 @@
           </w:tcPr>
           <w:p>
             <w:r>
-              <w:t>兰金电子网络有限公司</w:t>
-            </w:r>
-          </w:p>
-        </w:tc>
-        <w:tc>
-          <w:tcPr>
-            <w:tcW w:type="dxa" w:w="2160"/>
-          </w:tcPr>
-          <w:p>
-            <w:r>
-              <w:t>消费科技</w:t>
-            </w:r>
-          </w:p>
-        </w:tc>
-        <w:tc>
-          <w:tcPr>
-            <w:tcW w:type="dxa" w:w="2160"/>
-          </w:tcPr>
-          <w:p>
-            <w:r>
-              <w:t>487亿</w:t>
-            </w:r>
-          </w:p>
-        </w:tc>
-        <w:tc>
-          <w:tcPr>
-            <w:tcW w:type="dxa" w:w="2160"/>
-          </w:tcPr>
-          <w:p>
-            <w:r>
-              <w:t>20%</w:t>
+              <w:t>佳禾传媒有限公司</w:t>
+            </w:r>
+          </w:p>
+        </w:tc>
+        <w:tc>
+          <w:tcPr>
+            <w:tcW w:type="dxa" w:w="2160"/>
+          </w:tcPr>
+          <w:p>
+            <w:r>
+              <w:t>云计算</w:t>
+            </w:r>
+          </w:p>
+        </w:tc>
+        <w:tc>
+          <w:tcPr>
+            <w:tcW w:type="dxa" w:w="2160"/>
+          </w:tcPr>
+          <w:p>
+            <w:r>
+              <w:t>437亿</w:t>
+            </w:r>
+          </w:p>
+        </w:tc>
+        <w:tc>
+          <w:tcPr>
+            <w:tcW w:type="dxa" w:w="2160"/>
+          </w:tcPr>
+          <w:p>
+            <w:r>
+              <w:t>5%</w:t>
             </w:r>
           </w:p>
         </w:tc>
@@ -3518,37 +3518,37 @@
           </w:tcPr>
           <w:p>
             <w:r>
-              <w:t>鸿睿思博信息有限公司</w:t>
-            </w:r>
-          </w:p>
-        </w:tc>
-        <w:tc>
-          <w:tcPr>
-            <w:tcW w:type="dxa" w:w="2160"/>
-          </w:tcPr>
-          <w:p>
-            <w:r>
-              <w:t>半导体</w:t>
-            </w:r>
-          </w:p>
-        </w:tc>
-        <w:tc>
-          <w:tcPr>
-            <w:tcW w:type="dxa" w:w="2160"/>
-          </w:tcPr>
-          <w:p>
-            <w:r>
-              <w:t>278亿</w:t>
-            </w:r>
-          </w:p>
-        </w:tc>
-        <w:tc>
-          <w:tcPr>
-            <w:tcW w:type="dxa" w:w="2160"/>
-          </w:tcPr>
-          <w:p>
-            <w:r>
-              <w:t>10%</w:t>
+              <w:t>飞利信科技有限公司</w:t>
+            </w:r>
+          </w:p>
+        </w:tc>
+        <w:tc>
+          <w:tcPr>
+            <w:tcW w:type="dxa" w:w="2160"/>
+          </w:tcPr>
+          <w:p>
+            <w:r>
+              <w:t>人工智能</w:t>
+            </w:r>
+          </w:p>
+        </w:tc>
+        <w:tc>
+          <w:tcPr>
+            <w:tcW w:type="dxa" w:w="2160"/>
+          </w:tcPr>
+          <w:p>
+            <w:r>
+              <w:t>581亿</w:t>
+            </w:r>
+          </w:p>
+        </w:tc>
+        <w:tc>
+          <w:tcPr>
+            <w:tcW w:type="dxa" w:w="2160"/>
+          </w:tcPr>
+          <w:p>
+            <w:r>
+              <w:t>11%</w:t>
             </w:r>
           </w:p>
         </w:tc>
@@ -3560,37 +3560,37 @@
           </w:tcPr>
           <w:p>
             <w:r>
-              <w:t>九方网络有限公司</w:t>
-            </w:r>
-          </w:p>
-        </w:tc>
-        <w:tc>
-          <w:tcPr>
-            <w:tcW w:type="dxa" w:w="2160"/>
-          </w:tcPr>
-          <w:p>
-            <w:r>
-              <w:t>新能源</w:t>
-            </w:r>
-          </w:p>
-        </w:tc>
-        <w:tc>
-          <w:tcPr>
-            <w:tcW w:type="dxa" w:w="2160"/>
-          </w:tcPr>
-          <w:p>
-            <w:r>
-              <w:t>372亿</w:t>
-            </w:r>
-          </w:p>
-        </w:tc>
-        <w:tc>
-          <w:tcPr>
-            <w:tcW w:type="dxa" w:w="2160"/>
-          </w:tcPr>
-          <w:p>
-            <w:r>
-              <w:t>18%</w:t>
+              <w:t>方正科技信息有限公司</w:t>
+            </w:r>
+          </w:p>
+        </w:tc>
+        <w:tc>
+          <w:tcPr>
+            <w:tcW w:type="dxa" w:w="2160"/>
+          </w:tcPr>
+          <w:p>
+            <w:r>
+              <w:t>消费科技</w:t>
+            </w:r>
+          </w:p>
+        </w:tc>
+        <w:tc>
+          <w:tcPr>
+            <w:tcW w:type="dxa" w:w="2160"/>
+          </w:tcPr>
+          <w:p>
+            <w:r>
+              <w:t>162亿</w:t>
+            </w:r>
+          </w:p>
+        </w:tc>
+        <w:tc>
+          <w:tcPr>
+            <w:tcW w:type="dxa" w:w="2160"/>
+          </w:tcPr>
+          <w:p>
+            <w:r>
+              <w:t>8%</w:t>
             </w:r>
           </w:p>
         </w:tc>
@@ -3602,27 +3602,27 @@
           </w:tcPr>
           <w:p>
             <w:r>
-              <w:t>创汇传媒有限公司</w:t>
-            </w:r>
-          </w:p>
-        </w:tc>
-        <w:tc>
-          <w:tcPr>
-            <w:tcW w:type="dxa" w:w="2160"/>
-          </w:tcPr>
-          <w:p>
-            <w:r>
-              <w:t>新能源</w:t>
-            </w:r>
-          </w:p>
-        </w:tc>
-        <w:tc>
-          <w:tcPr>
-            <w:tcW w:type="dxa" w:w="2160"/>
-          </w:tcPr>
-          <w:p>
-            <w:r>
-              <w:t>462亿</w:t>
+              <w:t>明腾传媒有限公司</w:t>
+            </w:r>
+          </w:p>
+        </w:tc>
+        <w:tc>
+          <w:tcPr>
+            <w:tcW w:type="dxa" w:w="2160"/>
+          </w:tcPr>
+          <w:p>
+            <w:r>
+              <w:t>人工智能</w:t>
+            </w:r>
+          </w:p>
+        </w:tc>
+        <w:tc>
+          <w:tcPr>
+            <w:tcW w:type="dxa" w:w="2160"/>
+          </w:tcPr>
+          <w:p>
+            <w:r>
+              <w:t>496亿</w:t>
             </w:r>
           </w:p>
         </w:tc>
@@ -3644,37 +3644,37 @@
           </w:tcPr>
           <w:p>
             <w:r>
-              <w:t>富罳信息有限公司</w:t>
-            </w:r>
-          </w:p>
-        </w:tc>
-        <w:tc>
-          <w:tcPr>
-            <w:tcW w:type="dxa" w:w="2160"/>
-          </w:tcPr>
-          <w:p>
-            <w:r>
-              <w:t>医疗科技</w:t>
-            </w:r>
-          </w:p>
-        </w:tc>
-        <w:tc>
-          <w:tcPr>
-            <w:tcW w:type="dxa" w:w="2160"/>
-          </w:tcPr>
-          <w:p>
-            <w:r>
-              <w:t>191亿</w:t>
-            </w:r>
-          </w:p>
-        </w:tc>
-        <w:tc>
-          <w:tcPr>
-            <w:tcW w:type="dxa" w:w="2160"/>
-          </w:tcPr>
-          <w:p>
-            <w:r>
-              <w:t>19%</w:t>
+              <w:t>恩悌网络有限公司</w:t>
+            </w:r>
+          </w:p>
+        </w:tc>
+        <w:tc>
+          <w:tcPr>
+            <w:tcW w:type="dxa" w:w="2160"/>
+          </w:tcPr>
+          <w:p>
+            <w:r>
+              <w:t>新能源</w:t>
+            </w:r>
+          </w:p>
+        </w:tc>
+        <w:tc>
+          <w:tcPr>
+            <w:tcW w:type="dxa" w:w="2160"/>
+          </w:tcPr>
+          <w:p>
+            <w:r>
+              <w:t>406亿</w:t>
+            </w:r>
+          </w:p>
+        </w:tc>
+        <w:tc>
+          <w:tcPr>
+            <w:tcW w:type="dxa" w:w="2160"/>
+          </w:tcPr>
+          <w:p>
+            <w:r>
+              <w:t>16%</w:t>
             </w:r>
           </w:p>
         </w:tc>
@@ -3686,37 +3686,37 @@
           </w:tcPr>
           <w:p>
             <w:r>
-              <w:t>昂歌信息科技有限公司</w:t>
-            </w:r>
-          </w:p>
-        </w:tc>
-        <w:tc>
-          <w:tcPr>
-            <w:tcW w:type="dxa" w:w="2160"/>
-          </w:tcPr>
-          <w:p>
-            <w:r>
-              <w:t>消费科技</w:t>
-            </w:r>
-          </w:p>
-        </w:tc>
-        <w:tc>
-          <w:tcPr>
-            <w:tcW w:type="dxa" w:w="2160"/>
-          </w:tcPr>
-          <w:p>
-            <w:r>
-              <w:t>693亿</w:t>
-            </w:r>
-          </w:p>
-        </w:tc>
-        <w:tc>
-          <w:tcPr>
-            <w:tcW w:type="dxa" w:w="2160"/>
-          </w:tcPr>
-          <w:p>
-            <w:r>
-              <w:t>7%</w:t>
+              <w:t>中建创业科技有限公司</w:t>
+            </w:r>
+          </w:p>
+        </w:tc>
+        <w:tc>
+          <w:tcPr>
+            <w:tcW w:type="dxa" w:w="2160"/>
+          </w:tcPr>
+          <w:p>
+            <w:r>
+              <w:t>半导体</w:t>
+            </w:r>
+          </w:p>
+        </w:tc>
+        <w:tc>
+          <w:tcPr>
+            <w:tcW w:type="dxa" w:w="2160"/>
+          </w:tcPr>
+          <w:p>
+            <w:r>
+              <w:t>774亿</w:t>
+            </w:r>
+          </w:p>
+        </w:tc>
+        <w:tc>
+          <w:tcPr>
+            <w:tcW w:type="dxa" w:w="2160"/>
+          </w:tcPr>
+          <w:p>
+            <w:r>
+              <w:t>18%</w:t>
             </w:r>
           </w:p>
         </w:tc>
@@ -3728,37 +3728,37 @@
           </w:tcPr>
           <w:p>
             <w:r>
-              <w:t>佳禾科技有限公司</w:t>
-            </w:r>
-          </w:p>
-        </w:tc>
-        <w:tc>
-          <w:tcPr>
-            <w:tcW w:type="dxa" w:w="2160"/>
-          </w:tcPr>
-          <w:p>
-            <w:r>
-              <w:t>半导体</w:t>
-            </w:r>
-          </w:p>
-        </w:tc>
-        <w:tc>
-          <w:tcPr>
-            <w:tcW w:type="dxa" w:w="2160"/>
-          </w:tcPr>
-          <w:p>
-            <w:r>
-              <w:t>224亿</w:t>
-            </w:r>
-          </w:p>
-        </w:tc>
-        <w:tc>
-          <w:tcPr>
-            <w:tcW w:type="dxa" w:w="2160"/>
-          </w:tcPr>
-          <w:p>
-            <w:r>
-              <w:t>9%</w:t>
+              <w:t>明腾传媒有限公司</w:t>
+            </w:r>
+          </w:p>
+        </w:tc>
+        <w:tc>
+          <w:tcPr>
+            <w:tcW w:type="dxa" w:w="2160"/>
+          </w:tcPr>
+          <w:p>
+            <w:r>
+              <w:t>人工智能</w:t>
+            </w:r>
+          </w:p>
+        </w:tc>
+        <w:tc>
+          <w:tcPr>
+            <w:tcW w:type="dxa" w:w="2160"/>
+          </w:tcPr>
+          <w:p>
+            <w:r>
+              <w:t>174亿</w:t>
+            </w:r>
+          </w:p>
+        </w:tc>
+        <w:tc>
+          <w:tcPr>
+            <w:tcW w:type="dxa" w:w="2160"/>
+          </w:tcPr>
+          <w:p>
+            <w:r>
+              <w:t>27%</w:t>
             </w:r>
           </w:p>
         </w:tc>
@@ -3770,37 +3770,37 @@
           </w:tcPr>
           <w:p>
             <w:r>
-              <w:t>创联世纪科技有限公司</w:t>
-            </w:r>
-          </w:p>
-        </w:tc>
-        <w:tc>
-          <w:tcPr>
-            <w:tcW w:type="dxa" w:w="2160"/>
-          </w:tcPr>
-          <w:p>
-            <w:r>
-              <w:t>医疗科技</w:t>
-            </w:r>
-          </w:p>
-        </w:tc>
-        <w:tc>
-          <w:tcPr>
-            <w:tcW w:type="dxa" w:w="2160"/>
-          </w:tcPr>
-          <w:p>
-            <w:r>
-              <w:t>563亿</w:t>
-            </w:r>
-          </w:p>
-        </w:tc>
-        <w:tc>
-          <w:tcPr>
-            <w:tcW w:type="dxa" w:w="2160"/>
-          </w:tcPr>
-          <w:p>
-            <w:r>
-              <w:t>7%</w:t>
+              <w:t>鑫博腾飞信息有限公司</w:t>
+            </w:r>
+          </w:p>
+        </w:tc>
+        <w:tc>
+          <w:tcPr>
+            <w:tcW w:type="dxa" w:w="2160"/>
+          </w:tcPr>
+          <w:p>
+            <w:r>
+              <w:t>消费科技</w:t>
+            </w:r>
+          </w:p>
+        </w:tc>
+        <w:tc>
+          <w:tcPr>
+            <w:tcW w:type="dxa" w:w="2160"/>
+          </w:tcPr>
+          <w:p>
+            <w:r>
+              <w:t>679亿</w:t>
+            </w:r>
+          </w:p>
+        </w:tc>
+        <w:tc>
+          <w:tcPr>
+            <w:tcW w:type="dxa" w:w="2160"/>
+          </w:tcPr>
+          <w:p>
+            <w:r>
+              <w:t>16%</w:t>
             </w:r>
           </w:p>
         </w:tc>
@@ -3812,37 +3812,37 @@
           </w:tcPr>
           <w:p>
             <w:r>
-              <w:t>国讯网络有限公司</w:t>
-            </w:r>
-          </w:p>
-        </w:tc>
-        <w:tc>
-          <w:tcPr>
-            <w:tcW w:type="dxa" w:w="2160"/>
-          </w:tcPr>
-          <w:p>
-            <w:r>
-              <w:t>云计算</w:t>
-            </w:r>
-          </w:p>
-        </w:tc>
-        <w:tc>
-          <w:tcPr>
-            <w:tcW w:type="dxa" w:w="2160"/>
-          </w:tcPr>
-          <w:p>
-            <w:r>
-              <w:t>632亿</w:t>
-            </w:r>
-          </w:p>
-        </w:tc>
-        <w:tc>
-          <w:tcPr>
-            <w:tcW w:type="dxa" w:w="2160"/>
-          </w:tcPr>
-          <w:p>
-            <w:r>
-              <w:t>27%</w:t>
+              <w:t>方正科技传媒有限公司</w:t>
+            </w:r>
+          </w:p>
+        </w:tc>
+        <w:tc>
+          <w:tcPr>
+            <w:tcW w:type="dxa" w:w="2160"/>
+          </w:tcPr>
+          <w:p>
+            <w:r>
+              <w:t>人工智能</w:t>
+            </w:r>
+          </w:p>
+        </w:tc>
+        <w:tc>
+          <w:tcPr>
+            <w:tcW w:type="dxa" w:w="2160"/>
+          </w:tcPr>
+          <w:p>
+            <w:r>
+              <w:t>402亿</w:t>
+            </w:r>
+          </w:p>
+        </w:tc>
+        <w:tc>
+          <w:tcPr>
+            <w:tcW w:type="dxa" w:w="2160"/>
+          </w:tcPr>
+          <w:p>
+            <w:r>
+              <w:t>22%</w:t>
             </w:r>
           </w:p>
         </w:tc>
@@ -3854,7 +3854,7 @@
           </w:tcPr>
           <w:p>
             <w:r>
-              <w:t>快讯网络有限公司</w:t>
+              <w:t>富罳网络有限公司</w:t>
             </w:r>
           </w:p>
         </w:tc>
@@ -3874,17 +3874,17 @@
           </w:tcPr>
           <w:p>
             <w:r>
-              <w:t>542亿</w:t>
-            </w:r>
-          </w:p>
-        </w:tc>
-        <w:tc>
-          <w:tcPr>
-            <w:tcW w:type="dxa" w:w="2160"/>
-          </w:tcPr>
-          <w:p>
-            <w:r>
-              <w:t>11%</w:t>
+              <w:t>784亿</w:t>
+            </w:r>
+          </w:p>
+        </w:tc>
+        <w:tc>
+          <w:tcPr>
+            <w:tcW w:type="dxa" w:w="2160"/>
+          </w:tcPr>
+          <w:p>
+            <w:r>
+              <w:t>24%</w:t>
             </w:r>
           </w:p>
         </w:tc>
@@ -3896,37 +3896,37 @@
           </w:tcPr>
           <w:p>
             <w:r>
-              <w:t>九方信息有限公司</w:t>
-            </w:r>
-          </w:p>
-        </w:tc>
-        <w:tc>
-          <w:tcPr>
-            <w:tcW w:type="dxa" w:w="2160"/>
-          </w:tcPr>
-          <w:p>
-            <w:r>
-              <w:t>新能源</w:t>
-            </w:r>
-          </w:p>
-        </w:tc>
-        <w:tc>
-          <w:tcPr>
-            <w:tcW w:type="dxa" w:w="2160"/>
-          </w:tcPr>
-          <w:p>
-            <w:r>
-              <w:t>170亿</w:t>
-            </w:r>
-          </w:p>
-        </w:tc>
-        <w:tc>
-          <w:tcPr>
-            <w:tcW w:type="dxa" w:w="2160"/>
-          </w:tcPr>
-          <w:p>
-            <w:r>
-              <w:t>6%</w:t>
+              <w:t>中建创业科技有限公司</w:t>
+            </w:r>
+          </w:p>
+        </w:tc>
+        <w:tc>
+          <w:tcPr>
+            <w:tcW w:type="dxa" w:w="2160"/>
+          </w:tcPr>
+          <w:p>
+            <w:r>
+              <w:t>半导体</w:t>
+            </w:r>
+          </w:p>
+        </w:tc>
+        <w:tc>
+          <w:tcPr>
+            <w:tcW w:type="dxa" w:w="2160"/>
+          </w:tcPr>
+          <w:p>
+            <w:r>
+              <w:t>797亿</w:t>
+            </w:r>
+          </w:p>
+        </w:tc>
+        <w:tc>
+          <w:tcPr>
+            <w:tcW w:type="dxa" w:w="2160"/>
+          </w:tcPr>
+          <w:p>
+            <w:r>
+              <w:t>19%</w:t>
             </w:r>
           </w:p>
         </w:tc>
